--- a/3k2s/MSHOAD3-2/lab01/Отчет01.docx
+++ b/3k2s/MSHOAD3-2/lab01/Отчет01.docx
@@ -539,15 +539,7 @@
         <w:rPr>
           <w:lang w:eastAsia="ru-RU"/>
         </w:rPr>
-        <w:t>К</w:t>
-      </w:r>
-      <w:bookmarkStart w:id="0" w:name="_GoBack"/>
-      <w:bookmarkEnd w:id="0"/>
-      <w:r>
-        <w:rPr>
-          <w:lang w:eastAsia="ru-RU"/>
-        </w:rPr>
-        <w:t>онтроль сроков действия лицензий и предотвращение их просрочки.</w:t>
+        <w:t>Контроль сроков действия лицензий и предотвращение их просрочки.</w:t>
       </w:r>
     </w:p>
     <w:p>
@@ -634,7 +626,7 @@
             <v:path o:extrusionok="f" gradientshapeok="t" o:connecttype="rect"/>
             <o:lock v:ext="edit" aspectratio="t"/>
           </v:shapetype>
-          <v:shape id="_x0000_i1047" type="#_x0000_t75" style="width:289.75pt;height:295.55pt">
+          <v:shape id="_x0000_i1025" type="#_x0000_t75" style="width:289.8pt;height:295.8pt">
             <v:imagedata r:id="rId5" o:title="Администратор"/>
           </v:shape>
         </w:pict>
@@ -683,7 +675,7 @@
       </w:pPr>
       <w:r>
         <w:pict>
-          <v:shape id="_x0000_i1054" type="#_x0000_t75" style="width:314.7pt;height:276.4pt">
+          <v:shape id="_x0000_i1026" type="#_x0000_t75" style="width:314.4pt;height:276.6pt">
             <v:imagedata r:id="rId6" o:title="IT-специалист"/>
           </v:shape>
         </w:pict>
@@ -745,7 +737,7 @@
       <w:r>
         <w:lastRenderedPageBreak/>
         <w:pict>
-          <v:shape id="_x0000_i1055" type="#_x0000_t75" style="width:314.15pt;height:203.8pt">
+          <v:shape id="_x0000_i1027" type="#_x0000_t75" style="width:314.4pt;height:204pt">
             <v:imagedata r:id="rId7" o:title="Сотрудник"/>
           </v:shape>
         </w:pict>
@@ -765,10 +757,7 @@
         <w:t xml:space="preserve">.1 – </w:t>
       </w:r>
       <w:r>
-        <w:t xml:space="preserve">Диаграмма вариантов использования для </w:t>
-      </w:r>
-      <w:r>
-        <w:t>Сотрудника</w:t>
+        <w:t>Диаграмма вариантов использования для Сотрудника</w:t>
       </w:r>
     </w:p>
     <w:p>
@@ -1216,10 +1205,7 @@
       </w:r>
       <w:proofErr w:type="spellEnd"/>
       <w:r>
-        <w:t xml:space="preserve">, а изменение данных осуществляется через контролируемые процедуры или бизнес-логику приложения. Для защиты конфиденциальной информации (электронная почта сотрудников, лицензионные ключи, финансовые данные) применяются механизмы аутентификации и авторизации пользователей СУБД. Обеспечивается контроль целостности за счёт использования первичных и внешних ключей, ограничений уникальности </w:t>
-      </w:r>
-      <w:r>
-        <w:t>и проверок допустимых значений.</w:t>
+        <w:t>, а изменение данных осуществляется через контролируемые процедуры или бизнес-логику приложения. Для защиты конфиденциальной информации (электронная почта сотрудников, лицензионные ключи, финансовые данные) применяются механизмы аутентификации и авторизации пользователей СУБД. Обеспечивается контроль целостности за счёт использования первичных и внешних ключей, ограничений уникальности и проверок допустимых значений.</w:t>
       </w:r>
     </w:p>
     <w:p>
@@ -1904,2268 +1890,2166 @@
           <w:p>
             <w:pPr>
               <w:pStyle w:val="ae"/>
-              <w:rPr>
-                <w:lang w:val="en-US"/>
-              </w:rPr>
-            </w:pPr>
-            <w:r>
-              <w:rPr>
-                <w:lang w:val="en-US"/>
-              </w:rPr>
-              <w:t xml:space="preserve">CREATE DATABASE </w:t>
-            </w:r>
-            <w:proofErr w:type="spellStart"/>
-            <w:r>
-              <w:rPr>
-                <w:lang w:val="en-US"/>
-              </w:rPr>
-              <w:t>LicenseManagement</w:t>
-            </w:r>
-            <w:proofErr w:type="spellEnd"/>
-            <w:r>
-              <w:rPr>
-                <w:lang w:val="en-US"/>
-              </w:rPr>
-              <w:t>;</w:t>
-            </w:r>
-          </w:p>
-          <w:p>
-            <w:pPr>
-              <w:pStyle w:val="ae"/>
-              <w:rPr>
-                <w:lang w:val="en-US"/>
-              </w:rPr>
-            </w:pPr>
-            <w:r>
-              <w:rPr>
-                <w:lang w:val="en-US"/>
-              </w:rPr>
+            </w:pPr>
+            <w:bookmarkStart w:id="0" w:name="_GoBack"/>
+            <w:bookmarkEnd w:id="0"/>
+            <w:r>
+              <w:t>-- Содержит информацию о поставщиках программного обеспечения</w:t>
+            </w:r>
+          </w:p>
+          <w:p>
+            <w:pPr>
+              <w:pStyle w:val="ae"/>
+              <w:rPr>
+                <w:lang w:val="en-US"/>
+              </w:rPr>
+            </w:pPr>
+            <w:r>
+              <w:rPr>
+                <w:lang w:val="en-US"/>
+              </w:rPr>
+              <w:t>CREATE TABLE Vendors (</w:t>
+            </w:r>
+          </w:p>
+          <w:p>
+            <w:pPr>
+              <w:pStyle w:val="ae"/>
+              <w:rPr>
+                <w:lang w:val="en-US"/>
+              </w:rPr>
+            </w:pPr>
+            <w:r>
+              <w:rPr>
+                <w:lang w:val="en-US"/>
+              </w:rPr>
+              <w:t xml:space="preserve">    </w:t>
+            </w:r>
+            <w:proofErr w:type="spellStart"/>
+            <w:r>
+              <w:rPr>
+                <w:lang w:val="en-US"/>
+              </w:rPr>
+              <w:t>vendor_id</w:t>
+            </w:r>
+            <w:proofErr w:type="spellEnd"/>
+            <w:r>
+              <w:rPr>
+                <w:lang w:val="en-US"/>
+              </w:rPr>
+              <w:t xml:space="preserve"> INT PRIMARY KEY </w:t>
+            </w:r>
+            <w:proofErr w:type="gramStart"/>
+            <w:r>
+              <w:rPr>
+                <w:lang w:val="en-US"/>
+              </w:rPr>
+              <w:t>IDENTITY(</w:t>
+            </w:r>
+            <w:proofErr w:type="gramEnd"/>
+            <w:r>
+              <w:rPr>
+                <w:lang w:val="en-US"/>
+              </w:rPr>
+              <w:t>1,1),</w:t>
+            </w:r>
+          </w:p>
+          <w:p>
+            <w:pPr>
+              <w:pStyle w:val="ae"/>
+              <w:rPr>
+                <w:lang w:val="en-US"/>
+              </w:rPr>
+            </w:pPr>
+            <w:r>
+              <w:rPr>
+                <w:lang w:val="en-US"/>
+              </w:rPr>
+              <w:t xml:space="preserve">    </w:t>
+            </w:r>
+            <w:proofErr w:type="spellStart"/>
+            <w:r>
+              <w:rPr>
+                <w:lang w:val="en-US"/>
+              </w:rPr>
+              <w:t>vendor_name</w:t>
+            </w:r>
+            <w:proofErr w:type="spellEnd"/>
+            <w:r>
+              <w:rPr>
+                <w:lang w:val="en-US"/>
+              </w:rPr>
+              <w:t xml:space="preserve"> </w:t>
+            </w:r>
+            <w:proofErr w:type="gramStart"/>
+            <w:r>
+              <w:rPr>
+                <w:lang w:val="en-US"/>
+              </w:rPr>
+              <w:t>VARCHAR(</w:t>
+            </w:r>
+            <w:proofErr w:type="gramEnd"/>
+            <w:r>
+              <w:rPr>
+                <w:lang w:val="en-US"/>
+              </w:rPr>
+              <w:t>200) NOT NULL,</w:t>
+            </w:r>
+          </w:p>
+          <w:p>
+            <w:pPr>
+              <w:pStyle w:val="ae"/>
+              <w:rPr>
+                <w:lang w:val="en-US"/>
+              </w:rPr>
+            </w:pPr>
+            <w:r>
+              <w:rPr>
+                <w:lang w:val="en-US"/>
+              </w:rPr>
+              <w:t xml:space="preserve">    </w:t>
+            </w:r>
+            <w:proofErr w:type="spellStart"/>
+            <w:r>
+              <w:rPr>
+                <w:lang w:val="en-US"/>
+              </w:rPr>
+              <w:t>contact_email</w:t>
+            </w:r>
+            <w:proofErr w:type="spellEnd"/>
+            <w:r>
+              <w:rPr>
+                <w:lang w:val="en-US"/>
+              </w:rPr>
+              <w:t xml:space="preserve"> </w:t>
+            </w:r>
+            <w:proofErr w:type="gramStart"/>
+            <w:r>
+              <w:rPr>
+                <w:lang w:val="en-US"/>
+              </w:rPr>
+              <w:t>VARCHAR(</w:t>
+            </w:r>
+            <w:proofErr w:type="gramEnd"/>
+            <w:r>
+              <w:rPr>
+                <w:lang w:val="en-US"/>
+              </w:rPr>
+              <w:t>200),</w:t>
+            </w:r>
+          </w:p>
+          <w:p>
+            <w:pPr>
+              <w:pStyle w:val="ae"/>
+              <w:rPr>
+                <w:lang w:val="en-US"/>
+              </w:rPr>
+            </w:pPr>
+            <w:r>
+              <w:rPr>
+                <w:lang w:val="en-US"/>
+              </w:rPr>
+              <w:t xml:space="preserve">    phone </w:t>
+            </w:r>
+            <w:proofErr w:type="gramStart"/>
+            <w:r>
+              <w:rPr>
+                <w:lang w:val="en-US"/>
+              </w:rPr>
+              <w:t>VARCHAR(</w:t>
+            </w:r>
+            <w:proofErr w:type="gramEnd"/>
+            <w:r>
+              <w:rPr>
+                <w:lang w:val="en-US"/>
+              </w:rPr>
+              <w:t>50)</w:t>
+            </w:r>
+          </w:p>
+          <w:p>
+            <w:pPr>
+              <w:pStyle w:val="ae"/>
+            </w:pPr>
+            <w:r>
+              <w:t>);</w:t>
+            </w:r>
+          </w:p>
+          <w:p>
+            <w:pPr>
+              <w:pStyle w:val="ae"/>
+            </w:pPr>
+          </w:p>
+          <w:p>
+            <w:pPr>
+              <w:pStyle w:val="ae"/>
+            </w:pPr>
+            <w:r>
+              <w:t>-- Содержит информацию о подразделениях компании</w:t>
+            </w:r>
+          </w:p>
+          <w:p>
+            <w:pPr>
+              <w:pStyle w:val="ae"/>
+            </w:pPr>
+            <w:r>
+              <w:t xml:space="preserve">CREATE TABLE </w:t>
+            </w:r>
+            <w:proofErr w:type="spellStart"/>
+            <w:r>
+              <w:t>Departments</w:t>
+            </w:r>
+            <w:proofErr w:type="spellEnd"/>
+            <w:r>
+              <w:t xml:space="preserve"> (</w:t>
+            </w:r>
+          </w:p>
+          <w:p>
+            <w:pPr>
+              <w:pStyle w:val="ae"/>
+              <w:rPr>
+                <w:lang w:val="en-US"/>
+              </w:rPr>
+            </w:pPr>
+            <w:r>
+              <w:t xml:space="preserve">    </w:t>
+            </w:r>
+            <w:proofErr w:type="spellStart"/>
+            <w:r>
+              <w:rPr>
+                <w:lang w:val="en-US"/>
+              </w:rPr>
+              <w:t>department_id</w:t>
+            </w:r>
+            <w:proofErr w:type="spellEnd"/>
+            <w:r>
+              <w:rPr>
+                <w:lang w:val="en-US"/>
+              </w:rPr>
+              <w:t xml:space="preserve"> INT PRIMARY KEY </w:t>
+            </w:r>
+            <w:proofErr w:type="gramStart"/>
+            <w:r>
+              <w:rPr>
+                <w:lang w:val="en-US"/>
+              </w:rPr>
+              <w:t>IDENTITY(</w:t>
+            </w:r>
+            <w:proofErr w:type="gramEnd"/>
+            <w:r>
+              <w:rPr>
+                <w:lang w:val="en-US"/>
+              </w:rPr>
+              <w:t>1,1),</w:t>
+            </w:r>
+          </w:p>
+          <w:p>
+            <w:pPr>
+              <w:pStyle w:val="ae"/>
+              <w:rPr>
+                <w:lang w:val="en-US"/>
+              </w:rPr>
+            </w:pPr>
+            <w:r>
+              <w:rPr>
+                <w:lang w:val="en-US"/>
+              </w:rPr>
+              <w:t xml:space="preserve">    </w:t>
+            </w:r>
+            <w:proofErr w:type="spellStart"/>
+            <w:r>
+              <w:rPr>
+                <w:lang w:val="en-US"/>
+              </w:rPr>
+              <w:t>department_name</w:t>
+            </w:r>
+            <w:proofErr w:type="spellEnd"/>
+            <w:r>
+              <w:rPr>
+                <w:lang w:val="en-US"/>
+              </w:rPr>
+              <w:t xml:space="preserve"> </w:t>
+            </w:r>
+            <w:proofErr w:type="gramStart"/>
+            <w:r>
+              <w:rPr>
+                <w:lang w:val="en-US"/>
+              </w:rPr>
+              <w:t>VARCHAR(</w:t>
+            </w:r>
+            <w:proofErr w:type="gramEnd"/>
+            <w:r>
+              <w:rPr>
+                <w:lang w:val="en-US"/>
+              </w:rPr>
+              <w:t>200) NOT NULL</w:t>
+            </w:r>
+          </w:p>
+          <w:p>
+            <w:pPr>
+              <w:pStyle w:val="ae"/>
+              <w:rPr>
+                <w:lang w:val="en-US"/>
+              </w:rPr>
+            </w:pPr>
+            <w:r>
+              <w:rPr>
+                <w:lang w:val="en-US"/>
+              </w:rPr>
+              <w:t>);</w:t>
+            </w:r>
+          </w:p>
+          <w:p>
+            <w:pPr>
+              <w:pStyle w:val="ae"/>
+              <w:rPr>
+                <w:lang w:val="en-US"/>
+              </w:rPr>
+            </w:pPr>
+          </w:p>
+          <w:p>
+            <w:pPr>
+              <w:pStyle w:val="ae"/>
+            </w:pPr>
+            <w:r>
+              <w:t>-- Содержит информацию о программном обеспечении</w:t>
+            </w:r>
+          </w:p>
+          <w:p>
+            <w:pPr>
+              <w:pStyle w:val="ae"/>
+            </w:pPr>
+            <w:r>
+              <w:t xml:space="preserve">CREATE TABLE </w:t>
+            </w:r>
+            <w:proofErr w:type="spellStart"/>
+            <w:r>
+              <w:t>Software</w:t>
+            </w:r>
+            <w:proofErr w:type="spellEnd"/>
+            <w:r>
+              <w:t xml:space="preserve"> (</w:t>
+            </w:r>
+          </w:p>
+          <w:p>
+            <w:pPr>
+              <w:pStyle w:val="ae"/>
+              <w:rPr>
+                <w:lang w:val="en-US"/>
+              </w:rPr>
+            </w:pPr>
+            <w:r>
+              <w:t xml:space="preserve">    </w:t>
+            </w:r>
+            <w:proofErr w:type="spellStart"/>
+            <w:r>
+              <w:rPr>
+                <w:lang w:val="en-US"/>
+              </w:rPr>
+              <w:t>software_id</w:t>
+            </w:r>
+            <w:proofErr w:type="spellEnd"/>
+            <w:r>
+              <w:rPr>
+                <w:lang w:val="en-US"/>
+              </w:rPr>
+              <w:t xml:space="preserve"> INT PRIMARY KEY </w:t>
+            </w:r>
+            <w:proofErr w:type="gramStart"/>
+            <w:r>
+              <w:rPr>
+                <w:lang w:val="en-US"/>
+              </w:rPr>
+              <w:t>IDENTITY(</w:t>
+            </w:r>
+            <w:proofErr w:type="gramEnd"/>
+            <w:r>
+              <w:rPr>
+                <w:lang w:val="en-US"/>
+              </w:rPr>
+              <w:t>1,1),</w:t>
+            </w:r>
+          </w:p>
+          <w:p>
+            <w:pPr>
+              <w:pStyle w:val="ae"/>
+              <w:rPr>
+                <w:lang w:val="en-US"/>
+              </w:rPr>
+            </w:pPr>
+            <w:r>
+              <w:rPr>
+                <w:lang w:val="en-US"/>
+              </w:rPr>
+              <w:t xml:space="preserve">    name </w:t>
+            </w:r>
+            <w:proofErr w:type="gramStart"/>
+            <w:r>
+              <w:rPr>
+                <w:lang w:val="en-US"/>
+              </w:rPr>
+              <w:t>VARCHAR(</w:t>
+            </w:r>
+            <w:proofErr w:type="gramEnd"/>
+            <w:r>
+              <w:rPr>
+                <w:lang w:val="en-US"/>
+              </w:rPr>
+              <w:t>200) NOT NULL,</w:t>
+            </w:r>
+          </w:p>
+          <w:p>
+            <w:pPr>
+              <w:pStyle w:val="ae"/>
+              <w:rPr>
+                <w:lang w:val="en-US"/>
+              </w:rPr>
+            </w:pPr>
+            <w:r>
+              <w:rPr>
+                <w:lang w:val="en-US"/>
+              </w:rPr>
+              <w:t xml:space="preserve">    version </w:t>
+            </w:r>
+            <w:proofErr w:type="gramStart"/>
+            <w:r>
+              <w:rPr>
+                <w:lang w:val="en-US"/>
+              </w:rPr>
+              <w:t>VARCHAR(</w:t>
+            </w:r>
+            <w:proofErr w:type="gramEnd"/>
+            <w:r>
+              <w:rPr>
+                <w:lang w:val="en-US"/>
+              </w:rPr>
+              <w:t>100),</w:t>
+            </w:r>
+          </w:p>
+          <w:p>
+            <w:pPr>
+              <w:pStyle w:val="ae"/>
+              <w:rPr>
+                <w:lang w:val="en-US"/>
+              </w:rPr>
+            </w:pPr>
+            <w:r>
+              <w:rPr>
+                <w:lang w:val="en-US"/>
+              </w:rPr>
+              <w:t xml:space="preserve">    category </w:t>
+            </w:r>
+            <w:proofErr w:type="gramStart"/>
+            <w:r>
+              <w:rPr>
+                <w:lang w:val="en-US"/>
+              </w:rPr>
+              <w:t>VARCHAR(</w:t>
+            </w:r>
+            <w:proofErr w:type="gramEnd"/>
+            <w:r>
+              <w:rPr>
+                <w:lang w:val="en-US"/>
+              </w:rPr>
+              <w:t>100),</w:t>
+            </w:r>
+          </w:p>
+          <w:p>
+            <w:pPr>
+              <w:pStyle w:val="ae"/>
+              <w:rPr>
+                <w:lang w:val="en-US"/>
+              </w:rPr>
+            </w:pPr>
+            <w:r>
+              <w:rPr>
+                <w:lang w:val="en-US"/>
+              </w:rPr>
+              <w:t xml:space="preserve">    </w:t>
+            </w:r>
+            <w:proofErr w:type="spellStart"/>
+            <w:r>
+              <w:rPr>
+                <w:lang w:val="en-US"/>
+              </w:rPr>
+              <w:t>vendor_id</w:t>
+            </w:r>
+            <w:proofErr w:type="spellEnd"/>
+            <w:r>
+              <w:rPr>
+                <w:lang w:val="en-US"/>
+              </w:rPr>
+              <w:t xml:space="preserve"> INT,</w:t>
+            </w:r>
+          </w:p>
+          <w:p>
+            <w:pPr>
+              <w:pStyle w:val="ae"/>
+              <w:rPr>
+                <w:lang w:val="en-US"/>
+              </w:rPr>
+            </w:pPr>
+            <w:r>
+              <w:rPr>
+                <w:lang w:val="en-US"/>
+              </w:rPr>
+              <w:t xml:space="preserve">    CONSTRAINT </w:t>
+            </w:r>
+            <w:proofErr w:type="spellStart"/>
+            <w:r>
+              <w:rPr>
+                <w:lang w:val="en-US"/>
+              </w:rPr>
+              <w:t>FK_Software_Vendors</w:t>
+            </w:r>
+            <w:proofErr w:type="spellEnd"/>
+            <w:r>
+              <w:rPr>
+                <w:lang w:val="en-US"/>
+              </w:rPr>
+              <w:t xml:space="preserve"> </w:t>
+            </w:r>
+          </w:p>
+          <w:p>
+            <w:pPr>
+              <w:pStyle w:val="ae"/>
+              <w:rPr>
+                <w:lang w:val="en-US"/>
+              </w:rPr>
+            </w:pPr>
+            <w:r>
+              <w:rPr>
+                <w:lang w:val="en-US"/>
+              </w:rPr>
+              <w:t xml:space="preserve">        FOREIGN KEY (</w:t>
+            </w:r>
+            <w:proofErr w:type="spellStart"/>
+            <w:r>
+              <w:rPr>
+                <w:lang w:val="en-US"/>
+              </w:rPr>
+              <w:t>vendor_id</w:t>
+            </w:r>
+            <w:proofErr w:type="spellEnd"/>
+            <w:r>
+              <w:rPr>
+                <w:lang w:val="en-US"/>
+              </w:rPr>
+              <w:t>) REFERENCES Vendors(</w:t>
+            </w:r>
+            <w:proofErr w:type="spellStart"/>
+            <w:r>
+              <w:rPr>
+                <w:lang w:val="en-US"/>
+              </w:rPr>
+              <w:t>vendor_id</w:t>
+            </w:r>
+            <w:proofErr w:type="spellEnd"/>
+            <w:r>
+              <w:rPr>
+                <w:lang w:val="en-US"/>
+              </w:rPr>
+              <w:t>)</w:t>
+            </w:r>
+          </w:p>
+          <w:p>
+            <w:pPr>
+              <w:pStyle w:val="ae"/>
+            </w:pPr>
+            <w:r>
+              <w:t>);</w:t>
+            </w:r>
+          </w:p>
+          <w:p>
+            <w:pPr>
+              <w:pStyle w:val="ae"/>
+            </w:pPr>
+          </w:p>
+          <w:p>
+            <w:pPr>
+              <w:pStyle w:val="ae"/>
+            </w:pPr>
+            <w:r>
+              <w:t>-- Содержит информацию о приобретенных лицензиях</w:t>
+            </w:r>
+          </w:p>
+          <w:p>
+            <w:pPr>
+              <w:pStyle w:val="ae"/>
+            </w:pPr>
+            <w:r>
+              <w:t xml:space="preserve">CREATE TABLE </w:t>
+            </w:r>
+            <w:proofErr w:type="spellStart"/>
+            <w:r>
+              <w:t>Licenses</w:t>
+            </w:r>
+            <w:proofErr w:type="spellEnd"/>
+            <w:r>
+              <w:t xml:space="preserve"> (</w:t>
+            </w:r>
+          </w:p>
+          <w:p>
+            <w:pPr>
+              <w:pStyle w:val="ae"/>
+              <w:rPr>
+                <w:lang w:val="en-US"/>
+              </w:rPr>
+            </w:pPr>
+            <w:r>
+              <w:t xml:space="preserve">    </w:t>
+            </w:r>
+            <w:proofErr w:type="spellStart"/>
+            <w:r>
+              <w:rPr>
+                <w:lang w:val="en-US"/>
+              </w:rPr>
+              <w:t>license_id</w:t>
+            </w:r>
+            <w:proofErr w:type="spellEnd"/>
+            <w:r>
+              <w:rPr>
+                <w:lang w:val="en-US"/>
+              </w:rPr>
+              <w:t xml:space="preserve"> INT PRIMARY KEY </w:t>
+            </w:r>
+            <w:proofErr w:type="gramStart"/>
+            <w:r>
+              <w:rPr>
+                <w:lang w:val="en-US"/>
+              </w:rPr>
+              <w:t>IDENTITY(</w:t>
+            </w:r>
+            <w:proofErr w:type="gramEnd"/>
+            <w:r>
+              <w:rPr>
+                <w:lang w:val="en-US"/>
+              </w:rPr>
+              <w:t>1,1),</w:t>
+            </w:r>
+          </w:p>
+          <w:p>
+            <w:pPr>
+              <w:pStyle w:val="ae"/>
+              <w:rPr>
+                <w:lang w:val="en-US"/>
+              </w:rPr>
+            </w:pPr>
+            <w:r>
+              <w:rPr>
+                <w:lang w:val="en-US"/>
+              </w:rPr>
+              <w:t xml:space="preserve">    </w:t>
+            </w:r>
+            <w:proofErr w:type="spellStart"/>
+            <w:r>
+              <w:rPr>
+                <w:lang w:val="en-US"/>
+              </w:rPr>
+              <w:t>software_id</w:t>
+            </w:r>
+            <w:proofErr w:type="spellEnd"/>
+            <w:r>
+              <w:rPr>
+                <w:lang w:val="en-US"/>
+              </w:rPr>
+              <w:t xml:space="preserve"> INT NOT NULL,</w:t>
+            </w:r>
+          </w:p>
+          <w:p>
+            <w:pPr>
+              <w:pStyle w:val="ae"/>
+              <w:rPr>
+                <w:lang w:val="en-US"/>
+              </w:rPr>
+            </w:pPr>
+            <w:r>
+              <w:rPr>
+                <w:lang w:val="en-US"/>
+              </w:rPr>
+              <w:t xml:space="preserve">    </w:t>
+            </w:r>
+            <w:proofErr w:type="spellStart"/>
+            <w:r>
+              <w:rPr>
+                <w:lang w:val="en-US"/>
+              </w:rPr>
+              <w:t>license_key</w:t>
+            </w:r>
+            <w:proofErr w:type="spellEnd"/>
+            <w:r>
+              <w:rPr>
+                <w:lang w:val="en-US"/>
+              </w:rPr>
+              <w:t xml:space="preserve"> </w:t>
+            </w:r>
+            <w:proofErr w:type="gramStart"/>
+            <w:r>
+              <w:rPr>
+                <w:lang w:val="en-US"/>
+              </w:rPr>
+              <w:t>VARCHAR(</w:t>
+            </w:r>
+            <w:proofErr w:type="gramEnd"/>
+            <w:r>
+              <w:rPr>
+                <w:lang w:val="en-US"/>
+              </w:rPr>
+              <w:t>255) UNIQUE NOT NULL,</w:t>
+            </w:r>
+          </w:p>
+          <w:p>
+            <w:pPr>
+              <w:pStyle w:val="ae"/>
+              <w:rPr>
+                <w:lang w:val="en-US"/>
+              </w:rPr>
+            </w:pPr>
+            <w:r>
+              <w:rPr>
+                <w:lang w:val="en-US"/>
+              </w:rPr>
+              <w:t xml:space="preserve">    </w:t>
+            </w:r>
+            <w:proofErr w:type="spellStart"/>
+            <w:r>
+              <w:rPr>
+                <w:lang w:val="en-US"/>
+              </w:rPr>
+              <w:t>license_type</w:t>
+            </w:r>
+            <w:proofErr w:type="spellEnd"/>
+            <w:r>
+              <w:rPr>
+                <w:lang w:val="en-US"/>
+              </w:rPr>
+              <w:t xml:space="preserve"> </w:t>
+            </w:r>
+            <w:proofErr w:type="gramStart"/>
+            <w:r>
+              <w:rPr>
+                <w:lang w:val="en-US"/>
+              </w:rPr>
+              <w:t>VARCHAR(</w:t>
+            </w:r>
+            <w:proofErr w:type="gramEnd"/>
+            <w:r>
+              <w:rPr>
+                <w:lang w:val="en-US"/>
+              </w:rPr>
+              <w:t>100),</w:t>
+            </w:r>
+          </w:p>
+          <w:p>
+            <w:pPr>
+              <w:pStyle w:val="ae"/>
+              <w:rPr>
+                <w:lang w:val="en-US"/>
+              </w:rPr>
+            </w:pPr>
+            <w:r>
+              <w:rPr>
+                <w:lang w:val="en-US"/>
+              </w:rPr>
+              <w:t xml:space="preserve">    </w:t>
+            </w:r>
+            <w:proofErr w:type="spellStart"/>
+            <w:r>
+              <w:rPr>
+                <w:lang w:val="en-US"/>
+              </w:rPr>
+              <w:t>purchase_date</w:t>
+            </w:r>
+            <w:proofErr w:type="spellEnd"/>
+            <w:r>
+              <w:rPr>
+                <w:lang w:val="en-US"/>
+              </w:rPr>
+              <w:t xml:space="preserve"> DATE,</w:t>
+            </w:r>
+          </w:p>
+          <w:p>
+            <w:pPr>
+              <w:pStyle w:val="ae"/>
+              <w:rPr>
+                <w:lang w:val="en-US"/>
+              </w:rPr>
+            </w:pPr>
+            <w:r>
+              <w:rPr>
+                <w:lang w:val="en-US"/>
+              </w:rPr>
+              <w:t xml:space="preserve">    </w:t>
+            </w:r>
+            <w:proofErr w:type="spellStart"/>
+            <w:r>
+              <w:rPr>
+                <w:lang w:val="en-US"/>
+              </w:rPr>
+              <w:t>expiration_date</w:t>
+            </w:r>
+            <w:proofErr w:type="spellEnd"/>
+            <w:r>
+              <w:rPr>
+                <w:lang w:val="en-US"/>
+              </w:rPr>
+              <w:t xml:space="preserve"> DATE,</w:t>
+            </w:r>
+          </w:p>
+          <w:p>
+            <w:pPr>
+              <w:pStyle w:val="ae"/>
+              <w:rPr>
+                <w:lang w:val="en-US"/>
+              </w:rPr>
+            </w:pPr>
+            <w:r>
+              <w:rPr>
+                <w:lang w:val="en-US"/>
+              </w:rPr>
+              <w:t xml:space="preserve">    </w:t>
+            </w:r>
+            <w:proofErr w:type="spellStart"/>
+            <w:r>
+              <w:rPr>
+                <w:lang w:val="en-US"/>
+              </w:rPr>
+              <w:t>total_seats</w:t>
+            </w:r>
+            <w:proofErr w:type="spellEnd"/>
+            <w:r>
+              <w:rPr>
+                <w:lang w:val="en-US"/>
+              </w:rPr>
+              <w:t xml:space="preserve"> INT NOT NULL,</w:t>
+            </w:r>
+          </w:p>
+          <w:p>
+            <w:pPr>
+              <w:pStyle w:val="ae"/>
+              <w:rPr>
+                <w:lang w:val="en-US"/>
+              </w:rPr>
+            </w:pPr>
+            <w:r>
+              <w:rPr>
+                <w:lang w:val="en-US"/>
+              </w:rPr>
+              <w:t xml:space="preserve">    </w:t>
+            </w:r>
+            <w:proofErr w:type="spellStart"/>
+            <w:r>
+              <w:rPr>
+                <w:lang w:val="en-US"/>
+              </w:rPr>
+              <w:t>used_seats</w:t>
+            </w:r>
+            <w:proofErr w:type="spellEnd"/>
+            <w:r>
+              <w:rPr>
+                <w:lang w:val="en-US"/>
+              </w:rPr>
+              <w:t xml:space="preserve"> INT DEFAULT 0,</w:t>
+            </w:r>
+          </w:p>
+          <w:p>
+            <w:pPr>
+              <w:pStyle w:val="ae"/>
+              <w:rPr>
+                <w:lang w:val="en-US"/>
+              </w:rPr>
+            </w:pPr>
+            <w:r>
+              <w:rPr>
+                <w:lang w:val="en-US"/>
+              </w:rPr>
+              <w:t xml:space="preserve">    cost </w:t>
+            </w:r>
+            <w:proofErr w:type="gramStart"/>
+            <w:r>
+              <w:rPr>
+                <w:lang w:val="en-US"/>
+              </w:rPr>
+              <w:t>DECIMAL(</w:t>
+            </w:r>
+            <w:proofErr w:type="gramEnd"/>
+            <w:r>
+              <w:rPr>
+                <w:lang w:val="en-US"/>
+              </w:rPr>
+              <w:t>12,2),</w:t>
+            </w:r>
+          </w:p>
+          <w:p>
+            <w:pPr>
+              <w:pStyle w:val="ae"/>
+              <w:rPr>
+                <w:lang w:val="en-US"/>
+              </w:rPr>
+            </w:pPr>
+            <w:r>
+              <w:rPr>
+                <w:lang w:val="en-US"/>
+              </w:rPr>
+              <w:t xml:space="preserve">    CONSTRAINT </w:t>
+            </w:r>
+            <w:proofErr w:type="spellStart"/>
+            <w:r>
+              <w:rPr>
+                <w:lang w:val="en-US"/>
+              </w:rPr>
+              <w:t>FK_Licenses_Software</w:t>
+            </w:r>
+            <w:proofErr w:type="spellEnd"/>
+            <w:r>
+              <w:rPr>
+                <w:lang w:val="en-US"/>
+              </w:rPr>
+              <w:t xml:space="preserve"> </w:t>
+            </w:r>
+          </w:p>
+          <w:p>
+            <w:pPr>
+              <w:pStyle w:val="ae"/>
+              <w:rPr>
+                <w:lang w:val="en-US"/>
+              </w:rPr>
+            </w:pPr>
+            <w:r>
+              <w:rPr>
+                <w:lang w:val="en-US"/>
+              </w:rPr>
+              <w:lastRenderedPageBreak/>
+              <w:t xml:space="preserve">        FOREIGN KEY (</w:t>
+            </w:r>
+            <w:proofErr w:type="spellStart"/>
+            <w:r>
+              <w:rPr>
+                <w:lang w:val="en-US"/>
+              </w:rPr>
+              <w:t>software_id</w:t>
+            </w:r>
+            <w:proofErr w:type="spellEnd"/>
+            <w:r>
+              <w:rPr>
+                <w:lang w:val="en-US"/>
+              </w:rPr>
+              <w:t>) REFERENCES Software(</w:t>
+            </w:r>
+            <w:proofErr w:type="spellStart"/>
+            <w:r>
+              <w:rPr>
+                <w:lang w:val="en-US"/>
+              </w:rPr>
+              <w:t>software_id</w:t>
+            </w:r>
+            <w:proofErr w:type="spellEnd"/>
+            <w:r>
+              <w:rPr>
+                <w:lang w:val="en-US"/>
+              </w:rPr>
+              <w:t>)</w:t>
+            </w:r>
+          </w:p>
+          <w:p>
+            <w:pPr>
+              <w:pStyle w:val="ae"/>
+            </w:pPr>
+            <w:r>
+              <w:t>);</w:t>
+            </w:r>
+          </w:p>
+          <w:p>
+            <w:pPr>
+              <w:pStyle w:val="ae"/>
+            </w:pPr>
+          </w:p>
+          <w:p>
+            <w:pPr>
+              <w:pStyle w:val="ae"/>
+            </w:pPr>
+            <w:r>
+              <w:t>-- Содержит информацию о сотрудниках компании</w:t>
+            </w:r>
+          </w:p>
+          <w:p>
+            <w:pPr>
+              <w:pStyle w:val="ae"/>
+            </w:pPr>
+            <w:r>
+              <w:t xml:space="preserve">CREATE TABLE </w:t>
+            </w:r>
+            <w:proofErr w:type="spellStart"/>
+            <w:r>
+              <w:t>Employees</w:t>
+            </w:r>
+            <w:proofErr w:type="spellEnd"/>
+            <w:r>
+              <w:t xml:space="preserve"> (</w:t>
+            </w:r>
+          </w:p>
+          <w:p>
+            <w:pPr>
+              <w:pStyle w:val="ae"/>
+              <w:rPr>
+                <w:lang w:val="en-US"/>
+              </w:rPr>
+            </w:pPr>
+            <w:r>
+              <w:t xml:space="preserve">    </w:t>
+            </w:r>
+            <w:proofErr w:type="spellStart"/>
+            <w:r>
+              <w:rPr>
+                <w:lang w:val="en-US"/>
+              </w:rPr>
+              <w:t>employee_id</w:t>
+            </w:r>
+            <w:proofErr w:type="spellEnd"/>
+            <w:r>
+              <w:rPr>
+                <w:lang w:val="en-US"/>
+              </w:rPr>
+              <w:t xml:space="preserve"> INT PRIMARY KEY </w:t>
+            </w:r>
+            <w:proofErr w:type="gramStart"/>
+            <w:r>
+              <w:rPr>
+                <w:lang w:val="en-US"/>
+              </w:rPr>
+              <w:t>IDENTITY(</w:t>
+            </w:r>
+            <w:proofErr w:type="gramEnd"/>
+            <w:r>
+              <w:rPr>
+                <w:lang w:val="en-US"/>
+              </w:rPr>
+              <w:t>1,1),</w:t>
+            </w:r>
+          </w:p>
+          <w:p>
+            <w:pPr>
+              <w:pStyle w:val="ae"/>
+              <w:rPr>
+                <w:lang w:val="en-US"/>
+              </w:rPr>
+            </w:pPr>
+            <w:r>
+              <w:rPr>
+                <w:lang w:val="en-US"/>
+              </w:rPr>
+              <w:t xml:space="preserve">    </w:t>
+            </w:r>
+            <w:proofErr w:type="spellStart"/>
+            <w:r>
+              <w:rPr>
+                <w:lang w:val="en-US"/>
+              </w:rPr>
+              <w:t>full_name</w:t>
+            </w:r>
+            <w:proofErr w:type="spellEnd"/>
+            <w:r>
+              <w:rPr>
+                <w:lang w:val="en-US"/>
+              </w:rPr>
+              <w:t xml:space="preserve"> </w:t>
+            </w:r>
+            <w:proofErr w:type="gramStart"/>
+            <w:r>
+              <w:rPr>
+                <w:lang w:val="en-US"/>
+              </w:rPr>
+              <w:t>VARCHAR(</w:t>
+            </w:r>
+            <w:proofErr w:type="gramEnd"/>
+            <w:r>
+              <w:rPr>
+                <w:lang w:val="en-US"/>
+              </w:rPr>
+              <w:t>200) NOT NULL,</w:t>
+            </w:r>
+          </w:p>
+          <w:p>
+            <w:pPr>
+              <w:pStyle w:val="ae"/>
+              <w:rPr>
+                <w:lang w:val="en-US"/>
+              </w:rPr>
+            </w:pPr>
+            <w:r>
+              <w:rPr>
+                <w:lang w:val="en-US"/>
+              </w:rPr>
+              <w:t xml:space="preserve">    email </w:t>
+            </w:r>
+            <w:proofErr w:type="gramStart"/>
+            <w:r>
+              <w:rPr>
+                <w:lang w:val="en-US"/>
+              </w:rPr>
+              <w:t>VARCHAR(</w:t>
+            </w:r>
+            <w:proofErr w:type="gramEnd"/>
+            <w:r>
+              <w:rPr>
+                <w:lang w:val="en-US"/>
+              </w:rPr>
+              <w:t>200) UNIQUE NOT NULL,</w:t>
+            </w:r>
+          </w:p>
+          <w:p>
+            <w:pPr>
+              <w:pStyle w:val="ae"/>
+              <w:rPr>
+                <w:lang w:val="en-US"/>
+              </w:rPr>
+            </w:pPr>
+            <w:r>
+              <w:rPr>
+                <w:lang w:val="en-US"/>
+              </w:rPr>
+              <w:t xml:space="preserve">    position </w:t>
+            </w:r>
+            <w:proofErr w:type="gramStart"/>
+            <w:r>
+              <w:rPr>
+                <w:lang w:val="en-US"/>
+              </w:rPr>
+              <w:t>VARCHAR(</w:t>
+            </w:r>
+            <w:proofErr w:type="gramEnd"/>
+            <w:r>
+              <w:rPr>
+                <w:lang w:val="en-US"/>
+              </w:rPr>
+              <w:t>150),</w:t>
+            </w:r>
+          </w:p>
+          <w:p>
+            <w:pPr>
+              <w:pStyle w:val="ae"/>
+              <w:rPr>
+                <w:lang w:val="en-US"/>
+              </w:rPr>
+            </w:pPr>
+            <w:r>
+              <w:rPr>
+                <w:lang w:val="en-US"/>
+              </w:rPr>
+              <w:t xml:space="preserve">    </w:t>
+            </w:r>
+            <w:proofErr w:type="spellStart"/>
+            <w:r>
+              <w:rPr>
+                <w:lang w:val="en-US"/>
+              </w:rPr>
+              <w:t>department_id</w:t>
+            </w:r>
+            <w:proofErr w:type="spellEnd"/>
+            <w:r>
+              <w:rPr>
+                <w:lang w:val="en-US"/>
+              </w:rPr>
+              <w:t xml:space="preserve"> INT,</w:t>
+            </w:r>
+          </w:p>
+          <w:p>
+            <w:pPr>
+              <w:pStyle w:val="ae"/>
+              <w:rPr>
+                <w:lang w:val="en-US"/>
+              </w:rPr>
+            </w:pPr>
+            <w:r>
+              <w:rPr>
+                <w:lang w:val="en-US"/>
+              </w:rPr>
+              <w:t xml:space="preserve">    CONSTRAINT </w:t>
+            </w:r>
+            <w:proofErr w:type="spellStart"/>
+            <w:r>
+              <w:rPr>
+                <w:lang w:val="en-US"/>
+              </w:rPr>
+              <w:t>FK_Employees_Departments</w:t>
+            </w:r>
+            <w:proofErr w:type="spellEnd"/>
+            <w:r>
+              <w:rPr>
+                <w:lang w:val="en-US"/>
+              </w:rPr>
+              <w:t xml:space="preserve"> </w:t>
+            </w:r>
+          </w:p>
+          <w:p>
+            <w:pPr>
+              <w:pStyle w:val="ae"/>
+              <w:rPr>
+                <w:lang w:val="en-US"/>
+              </w:rPr>
+            </w:pPr>
+            <w:r>
+              <w:rPr>
+                <w:lang w:val="en-US"/>
+              </w:rPr>
+              <w:t xml:space="preserve">        FOREIGN KEY (</w:t>
+            </w:r>
+            <w:proofErr w:type="spellStart"/>
+            <w:r>
+              <w:rPr>
+                <w:lang w:val="en-US"/>
+              </w:rPr>
+              <w:t>department_id</w:t>
+            </w:r>
+            <w:proofErr w:type="spellEnd"/>
+            <w:r>
+              <w:rPr>
+                <w:lang w:val="en-US"/>
+              </w:rPr>
+              <w:t>) REFERENCES Departments(</w:t>
+            </w:r>
+            <w:proofErr w:type="spellStart"/>
+            <w:r>
+              <w:rPr>
+                <w:lang w:val="en-US"/>
+              </w:rPr>
+              <w:t>department_id</w:t>
+            </w:r>
+            <w:proofErr w:type="spellEnd"/>
+            <w:r>
+              <w:rPr>
+                <w:lang w:val="en-US"/>
+              </w:rPr>
+              <w:t>)</w:t>
+            </w:r>
+          </w:p>
+          <w:p>
+            <w:pPr>
+              <w:pStyle w:val="ae"/>
+            </w:pPr>
+            <w:r>
+              <w:t>);</w:t>
+            </w:r>
+          </w:p>
+          <w:p>
+            <w:pPr>
+              <w:pStyle w:val="ae"/>
+            </w:pPr>
+          </w:p>
+          <w:p>
+            <w:pPr>
+              <w:pStyle w:val="ae"/>
+            </w:pPr>
+            <w:r>
+              <w:t>-- Фиксирует назначение лицензий сотрудникам</w:t>
+            </w:r>
+          </w:p>
+          <w:p>
+            <w:pPr>
+              <w:pStyle w:val="ae"/>
+            </w:pPr>
+            <w:r>
+              <w:t xml:space="preserve">CREATE TABLE </w:t>
+            </w:r>
+            <w:proofErr w:type="spellStart"/>
+            <w:r>
+              <w:t>LicenseAssignments</w:t>
+            </w:r>
+            <w:proofErr w:type="spellEnd"/>
+            <w:r>
+              <w:t xml:space="preserve"> (</w:t>
+            </w:r>
+          </w:p>
+          <w:p>
+            <w:pPr>
+              <w:pStyle w:val="ae"/>
+              <w:rPr>
+                <w:lang w:val="en-US"/>
+              </w:rPr>
+            </w:pPr>
+            <w:r>
+              <w:t xml:space="preserve">    </w:t>
+            </w:r>
+            <w:proofErr w:type="spellStart"/>
+            <w:r>
+              <w:rPr>
+                <w:lang w:val="en-US"/>
+              </w:rPr>
+              <w:t>assignment_id</w:t>
+            </w:r>
+            <w:proofErr w:type="spellEnd"/>
+            <w:r>
+              <w:rPr>
+                <w:lang w:val="en-US"/>
+              </w:rPr>
+              <w:t xml:space="preserve"> INT PRIMARY KEY </w:t>
+            </w:r>
+            <w:proofErr w:type="gramStart"/>
+            <w:r>
+              <w:rPr>
+                <w:lang w:val="en-US"/>
+              </w:rPr>
+              <w:t>IDENTITY(</w:t>
+            </w:r>
+            <w:proofErr w:type="gramEnd"/>
+            <w:r>
+              <w:rPr>
+                <w:lang w:val="en-US"/>
+              </w:rPr>
+              <w:t>1,1),</w:t>
+            </w:r>
+          </w:p>
+          <w:p>
+            <w:pPr>
+              <w:pStyle w:val="ae"/>
+              <w:rPr>
+                <w:lang w:val="en-US"/>
+              </w:rPr>
+            </w:pPr>
+            <w:r>
+              <w:rPr>
+                <w:lang w:val="en-US"/>
+              </w:rPr>
+              <w:t xml:space="preserve">    </w:t>
+            </w:r>
+            <w:proofErr w:type="spellStart"/>
+            <w:r>
+              <w:rPr>
+                <w:lang w:val="en-US"/>
+              </w:rPr>
+              <w:t>license_id</w:t>
+            </w:r>
+            <w:proofErr w:type="spellEnd"/>
+            <w:r>
+              <w:rPr>
+                <w:lang w:val="en-US"/>
+              </w:rPr>
+              <w:t xml:space="preserve"> INT NOT NULL,</w:t>
+            </w:r>
+          </w:p>
+          <w:p>
+            <w:pPr>
+              <w:pStyle w:val="ae"/>
+              <w:rPr>
+                <w:lang w:val="en-US"/>
+              </w:rPr>
+            </w:pPr>
+            <w:r>
+              <w:rPr>
+                <w:lang w:val="en-US"/>
+              </w:rPr>
+              <w:t xml:space="preserve">    </w:t>
+            </w:r>
+            <w:proofErr w:type="spellStart"/>
+            <w:r>
+              <w:rPr>
+                <w:lang w:val="en-US"/>
+              </w:rPr>
+              <w:t>employee_id</w:t>
+            </w:r>
+            <w:proofErr w:type="spellEnd"/>
+            <w:r>
+              <w:rPr>
+                <w:lang w:val="en-US"/>
+              </w:rPr>
+              <w:t xml:space="preserve"> INT NOT NULL,</w:t>
+            </w:r>
+          </w:p>
+          <w:p>
+            <w:pPr>
+              <w:pStyle w:val="ae"/>
+              <w:rPr>
+                <w:lang w:val="en-US"/>
+              </w:rPr>
+            </w:pPr>
+            <w:r>
+              <w:rPr>
+                <w:lang w:val="en-US"/>
+              </w:rPr>
+              <w:t xml:space="preserve">    </w:t>
+            </w:r>
+            <w:proofErr w:type="spellStart"/>
+            <w:r>
+              <w:rPr>
+                <w:lang w:val="en-US"/>
+              </w:rPr>
+              <w:t>assigned_date</w:t>
+            </w:r>
+            <w:proofErr w:type="spellEnd"/>
+            <w:r>
+              <w:rPr>
+                <w:lang w:val="en-US"/>
+              </w:rPr>
+              <w:t xml:space="preserve"> DATE NOT NULL,</w:t>
+            </w:r>
+          </w:p>
+          <w:p>
+            <w:pPr>
+              <w:pStyle w:val="ae"/>
+              <w:rPr>
+                <w:lang w:val="en-US"/>
+              </w:rPr>
+            </w:pPr>
+            <w:r>
+              <w:rPr>
+                <w:lang w:val="en-US"/>
+              </w:rPr>
+              <w:t xml:space="preserve">    status </w:t>
+            </w:r>
+            <w:proofErr w:type="gramStart"/>
+            <w:r>
+              <w:rPr>
+                <w:lang w:val="en-US"/>
+              </w:rPr>
+              <w:t>VARCHAR(</w:t>
+            </w:r>
+            <w:proofErr w:type="gramEnd"/>
+            <w:r>
+              <w:rPr>
+                <w:lang w:val="en-US"/>
+              </w:rPr>
+              <w:t>50),</w:t>
+            </w:r>
+          </w:p>
+          <w:p>
+            <w:pPr>
+              <w:pStyle w:val="ae"/>
+              <w:rPr>
+                <w:lang w:val="en-US"/>
+              </w:rPr>
+            </w:pPr>
+            <w:r>
+              <w:rPr>
+                <w:lang w:val="en-US"/>
+              </w:rPr>
+              <w:t xml:space="preserve">    CONSTRAINT </w:t>
+            </w:r>
+            <w:proofErr w:type="spellStart"/>
+            <w:r>
+              <w:rPr>
+                <w:lang w:val="en-US"/>
+              </w:rPr>
+              <w:t>FK_Assignments_Licenses</w:t>
+            </w:r>
+            <w:proofErr w:type="spellEnd"/>
+            <w:r>
+              <w:rPr>
+                <w:lang w:val="en-US"/>
+              </w:rPr>
+              <w:t xml:space="preserve"> </w:t>
+            </w:r>
+          </w:p>
+          <w:p>
+            <w:pPr>
+              <w:pStyle w:val="ae"/>
+              <w:rPr>
+                <w:lang w:val="en-US"/>
+              </w:rPr>
+            </w:pPr>
+            <w:r>
+              <w:rPr>
+                <w:lang w:val="en-US"/>
+              </w:rPr>
+              <w:t xml:space="preserve">        FOREIGN KEY (</w:t>
+            </w:r>
+            <w:proofErr w:type="spellStart"/>
+            <w:r>
+              <w:rPr>
+                <w:lang w:val="en-US"/>
+              </w:rPr>
+              <w:t>license_id</w:t>
+            </w:r>
+            <w:proofErr w:type="spellEnd"/>
+            <w:r>
+              <w:rPr>
+                <w:lang w:val="en-US"/>
+              </w:rPr>
+              <w:t>) REFERENCES Licenses(</w:t>
+            </w:r>
+            <w:proofErr w:type="spellStart"/>
+            <w:r>
+              <w:rPr>
+                <w:lang w:val="en-US"/>
+              </w:rPr>
+              <w:t>license_id</w:t>
+            </w:r>
+            <w:proofErr w:type="spellEnd"/>
+            <w:r>
+              <w:rPr>
+                <w:lang w:val="en-US"/>
+              </w:rPr>
+              <w:t>),</w:t>
+            </w:r>
+          </w:p>
+          <w:p>
+            <w:pPr>
+              <w:pStyle w:val="ae"/>
+              <w:rPr>
+                <w:lang w:val="en-US"/>
+              </w:rPr>
+            </w:pPr>
+            <w:r>
+              <w:rPr>
+                <w:lang w:val="en-US"/>
+              </w:rPr>
+              <w:t xml:space="preserve">    CONSTRAINT </w:t>
+            </w:r>
+            <w:proofErr w:type="spellStart"/>
+            <w:r>
+              <w:rPr>
+                <w:lang w:val="en-US"/>
+              </w:rPr>
+              <w:t>FK_Assignments_Employees</w:t>
+            </w:r>
+            <w:proofErr w:type="spellEnd"/>
+            <w:r>
+              <w:rPr>
+                <w:lang w:val="en-US"/>
+              </w:rPr>
+              <w:t xml:space="preserve"> </w:t>
+            </w:r>
+          </w:p>
+          <w:p>
+            <w:pPr>
+              <w:pStyle w:val="ae"/>
+              <w:rPr>
+                <w:lang w:val="en-US"/>
+              </w:rPr>
+            </w:pPr>
+            <w:r>
+              <w:rPr>
+                <w:lang w:val="en-US"/>
+              </w:rPr>
+              <w:t xml:space="preserve">        FOREIGN KEY (</w:t>
+            </w:r>
+            <w:proofErr w:type="spellStart"/>
+            <w:r>
+              <w:rPr>
+                <w:lang w:val="en-US"/>
+              </w:rPr>
+              <w:t>employee_id</w:t>
+            </w:r>
+            <w:proofErr w:type="spellEnd"/>
+            <w:r>
+              <w:rPr>
+                <w:lang w:val="en-US"/>
+              </w:rPr>
+              <w:t>) REFERENCES Employees(</w:t>
+            </w:r>
+            <w:proofErr w:type="spellStart"/>
+            <w:r>
+              <w:rPr>
+                <w:lang w:val="en-US"/>
+              </w:rPr>
+              <w:t>employee_id</w:t>
+            </w:r>
+            <w:proofErr w:type="spellEnd"/>
+            <w:r>
+              <w:rPr>
+                <w:lang w:val="en-US"/>
+              </w:rPr>
+              <w:t>)</w:t>
+            </w:r>
+          </w:p>
+          <w:p>
+            <w:pPr>
+              <w:pStyle w:val="ae"/>
+            </w:pPr>
+            <w:r>
+              <w:t>);</w:t>
+            </w:r>
+          </w:p>
+          <w:p>
+            <w:pPr>
+              <w:pStyle w:val="ae"/>
+            </w:pPr>
+          </w:p>
+          <w:p>
+            <w:pPr>
+              <w:pStyle w:val="ae"/>
+            </w:pPr>
+            <w:r>
+              <w:t>-- Содержит заявки сотрудников на получение ПО</w:t>
+            </w:r>
+          </w:p>
+          <w:p>
+            <w:pPr>
+              <w:pStyle w:val="ae"/>
+              <w:rPr>
+                <w:lang w:val="en-US"/>
+              </w:rPr>
+            </w:pPr>
+            <w:r>
+              <w:rPr>
+                <w:lang w:val="en-US"/>
+              </w:rPr>
+              <w:t>CREATE TABLE Requests (</w:t>
+            </w:r>
+          </w:p>
+          <w:p>
+            <w:pPr>
+              <w:pStyle w:val="ae"/>
+              <w:rPr>
+                <w:lang w:val="en-US"/>
+              </w:rPr>
+            </w:pPr>
+            <w:r>
+              <w:rPr>
+                <w:lang w:val="en-US"/>
+              </w:rPr>
+              <w:t xml:space="preserve">    </w:t>
+            </w:r>
+            <w:proofErr w:type="spellStart"/>
+            <w:r>
+              <w:rPr>
+                <w:lang w:val="en-US"/>
+              </w:rPr>
+              <w:t>request_id</w:t>
+            </w:r>
+            <w:proofErr w:type="spellEnd"/>
+            <w:r>
+              <w:rPr>
+                <w:lang w:val="en-US"/>
+              </w:rPr>
+              <w:t xml:space="preserve"> INT PRIMARY KEY </w:t>
+            </w:r>
+            <w:proofErr w:type="gramStart"/>
+            <w:r>
+              <w:rPr>
+                <w:lang w:val="en-US"/>
+              </w:rPr>
+              <w:t>IDENTITY(</w:t>
+            </w:r>
+            <w:proofErr w:type="gramEnd"/>
+            <w:r>
+              <w:rPr>
+                <w:lang w:val="en-US"/>
+              </w:rPr>
+              <w:t>1,1),</w:t>
+            </w:r>
+          </w:p>
+          <w:p>
+            <w:pPr>
+              <w:pStyle w:val="ae"/>
+              <w:rPr>
+                <w:lang w:val="en-US"/>
+              </w:rPr>
+            </w:pPr>
+            <w:r>
+              <w:rPr>
+                <w:lang w:val="en-US"/>
+              </w:rPr>
+              <w:t xml:space="preserve">    </w:t>
+            </w:r>
+            <w:proofErr w:type="spellStart"/>
+            <w:r>
+              <w:rPr>
+                <w:lang w:val="en-US"/>
+              </w:rPr>
+              <w:t>employee_id</w:t>
+            </w:r>
+            <w:proofErr w:type="spellEnd"/>
+            <w:r>
+              <w:rPr>
+                <w:lang w:val="en-US"/>
+              </w:rPr>
+              <w:t xml:space="preserve"> INT NOT NULL,</w:t>
+            </w:r>
+          </w:p>
+          <w:p>
+            <w:pPr>
+              <w:pStyle w:val="ae"/>
+              <w:rPr>
+                <w:lang w:val="en-US"/>
+              </w:rPr>
+            </w:pPr>
+            <w:r>
+              <w:rPr>
+                <w:lang w:val="en-US"/>
+              </w:rPr>
+              <w:t xml:space="preserve">    </w:t>
+            </w:r>
+            <w:proofErr w:type="spellStart"/>
+            <w:r>
+              <w:rPr>
+                <w:lang w:val="en-US"/>
+              </w:rPr>
+              <w:t>software_id</w:t>
+            </w:r>
+            <w:proofErr w:type="spellEnd"/>
+            <w:r>
+              <w:rPr>
+                <w:lang w:val="en-US"/>
+              </w:rPr>
+              <w:t xml:space="preserve"> INT NOT NULL,</w:t>
+            </w:r>
+          </w:p>
+          <w:p>
+            <w:pPr>
+              <w:pStyle w:val="ae"/>
+              <w:rPr>
+                <w:lang w:val="en-US"/>
+              </w:rPr>
+            </w:pPr>
+            <w:r>
+              <w:rPr>
+                <w:lang w:val="en-US"/>
+              </w:rPr>
+              <w:t xml:space="preserve">    </w:t>
+            </w:r>
+            <w:proofErr w:type="spellStart"/>
+            <w:r>
+              <w:rPr>
+                <w:lang w:val="en-US"/>
+              </w:rPr>
+              <w:t>request_date</w:t>
+            </w:r>
+            <w:proofErr w:type="spellEnd"/>
+            <w:r>
+              <w:rPr>
+                <w:lang w:val="en-US"/>
+              </w:rPr>
+              <w:t xml:space="preserve"> DATE NOT NULL,</w:t>
+            </w:r>
+          </w:p>
+          <w:p>
+            <w:pPr>
+              <w:pStyle w:val="ae"/>
+              <w:rPr>
+                <w:lang w:val="en-US"/>
+              </w:rPr>
+            </w:pPr>
+            <w:r>
+              <w:rPr>
+                <w:lang w:val="en-US"/>
+              </w:rPr>
+              <w:t xml:space="preserve">    status </w:t>
+            </w:r>
+            <w:proofErr w:type="gramStart"/>
+            <w:r>
+              <w:rPr>
+                <w:lang w:val="en-US"/>
+              </w:rPr>
+              <w:t>VARCHAR(</w:t>
+            </w:r>
+            <w:proofErr w:type="gramEnd"/>
+            <w:r>
+              <w:rPr>
+                <w:lang w:val="en-US"/>
+              </w:rPr>
+              <w:t>50),</w:t>
+            </w:r>
+          </w:p>
+          <w:p>
+            <w:pPr>
+              <w:pStyle w:val="ae"/>
+              <w:rPr>
+                <w:lang w:val="en-US"/>
+              </w:rPr>
+            </w:pPr>
+            <w:r>
+              <w:rPr>
+                <w:lang w:val="en-US"/>
+              </w:rPr>
+              <w:t xml:space="preserve">    CONSTRAINT </w:t>
+            </w:r>
+            <w:proofErr w:type="spellStart"/>
+            <w:r>
+              <w:rPr>
+                <w:lang w:val="en-US"/>
+              </w:rPr>
+              <w:t>FK_Requests_Employees</w:t>
+            </w:r>
+            <w:proofErr w:type="spellEnd"/>
+            <w:r>
+              <w:rPr>
+                <w:lang w:val="en-US"/>
+              </w:rPr>
+              <w:t xml:space="preserve"> </w:t>
+            </w:r>
+          </w:p>
+          <w:p>
+            <w:pPr>
+              <w:pStyle w:val="ae"/>
+              <w:rPr>
+                <w:lang w:val="en-US"/>
+              </w:rPr>
+            </w:pPr>
+            <w:r>
+              <w:rPr>
+                <w:lang w:val="en-US"/>
+              </w:rPr>
+              <w:t xml:space="preserve">        FOREIGN KEY (</w:t>
+            </w:r>
+            <w:proofErr w:type="spellStart"/>
+            <w:r>
+              <w:rPr>
+                <w:lang w:val="en-US"/>
+              </w:rPr>
+              <w:t>employee_id</w:t>
+            </w:r>
+            <w:proofErr w:type="spellEnd"/>
+            <w:r>
+              <w:rPr>
+                <w:lang w:val="en-US"/>
+              </w:rPr>
+              <w:t>) REFERENCES Employees(</w:t>
+            </w:r>
+            <w:proofErr w:type="spellStart"/>
+            <w:r>
+              <w:rPr>
+                <w:lang w:val="en-US"/>
+              </w:rPr>
+              <w:t>employee_id</w:t>
+            </w:r>
+            <w:proofErr w:type="spellEnd"/>
+            <w:r>
+              <w:rPr>
+                <w:lang w:val="en-US"/>
+              </w:rPr>
+              <w:t>),</w:t>
+            </w:r>
+          </w:p>
+          <w:p>
+            <w:pPr>
+              <w:pStyle w:val="ae"/>
+              <w:rPr>
+                <w:lang w:val="en-US"/>
+              </w:rPr>
+            </w:pPr>
+            <w:r>
+              <w:rPr>
+                <w:lang w:val="en-US"/>
+              </w:rPr>
+              <w:t xml:space="preserve">    CONSTRAINT </w:t>
+            </w:r>
+            <w:proofErr w:type="spellStart"/>
+            <w:r>
+              <w:rPr>
+                <w:lang w:val="en-US"/>
+              </w:rPr>
+              <w:t>FK_Requests_Software</w:t>
+            </w:r>
+            <w:proofErr w:type="spellEnd"/>
+            <w:r>
+              <w:rPr>
+                <w:lang w:val="en-US"/>
+              </w:rPr>
+              <w:t xml:space="preserve"> </w:t>
+            </w:r>
+          </w:p>
+          <w:p>
+            <w:pPr>
+              <w:pStyle w:val="ae"/>
+              <w:rPr>
+                <w:lang w:val="en-US"/>
+              </w:rPr>
+            </w:pPr>
+            <w:r>
+              <w:rPr>
+                <w:lang w:val="en-US"/>
+              </w:rPr>
+              <w:t xml:space="preserve">        FOREIGN KEY (</w:t>
+            </w:r>
+            <w:proofErr w:type="spellStart"/>
+            <w:r>
+              <w:rPr>
+                <w:lang w:val="en-US"/>
+              </w:rPr>
+              <w:t>software_id</w:t>
+            </w:r>
+            <w:proofErr w:type="spellEnd"/>
+            <w:r>
+              <w:rPr>
+                <w:lang w:val="en-US"/>
+              </w:rPr>
+              <w:t>) REFERENCES Software(</w:t>
+            </w:r>
+            <w:proofErr w:type="spellStart"/>
+            <w:r>
+              <w:rPr>
+                <w:lang w:val="en-US"/>
+              </w:rPr>
+              <w:t>software_id</w:t>
+            </w:r>
+            <w:proofErr w:type="spellEnd"/>
+            <w:r>
+              <w:rPr>
+                <w:lang w:val="en-US"/>
+              </w:rPr>
+              <w:t>)</w:t>
+            </w:r>
+          </w:p>
+          <w:p>
+            <w:pPr>
+              <w:pStyle w:val="ae"/>
+            </w:pPr>
+            <w:r>
+              <w:t>);</w:t>
+            </w:r>
+          </w:p>
+          <w:p>
+            <w:pPr>
+              <w:pStyle w:val="ae"/>
+            </w:pPr>
+          </w:p>
+          <w:p>
+            <w:pPr>
+              <w:pStyle w:val="ae"/>
+            </w:pPr>
+            <w:r>
+              <w:t>-- Хранит сгенерированные отчеты</w:t>
+            </w:r>
+          </w:p>
+          <w:p>
+            <w:pPr>
+              <w:pStyle w:val="ae"/>
+            </w:pPr>
+            <w:r>
+              <w:t xml:space="preserve">CREATE TABLE </w:t>
+            </w:r>
+            <w:proofErr w:type="spellStart"/>
+            <w:r>
+              <w:t>Reports</w:t>
+            </w:r>
+            <w:proofErr w:type="spellEnd"/>
+            <w:r>
+              <w:t xml:space="preserve"> (</w:t>
+            </w:r>
+          </w:p>
+          <w:p>
+            <w:pPr>
+              <w:pStyle w:val="ae"/>
+              <w:rPr>
+                <w:lang w:val="en-US"/>
+              </w:rPr>
+            </w:pPr>
+            <w:r>
+              <w:t xml:space="preserve">    </w:t>
+            </w:r>
+            <w:proofErr w:type="spellStart"/>
+            <w:r>
+              <w:rPr>
+                <w:lang w:val="en-US"/>
+              </w:rPr>
+              <w:t>report_id</w:t>
+            </w:r>
+            <w:proofErr w:type="spellEnd"/>
+            <w:r>
+              <w:rPr>
+                <w:lang w:val="en-US"/>
+              </w:rPr>
+              <w:t xml:space="preserve"> INT PRIMARY KEY </w:t>
+            </w:r>
+            <w:proofErr w:type="gramStart"/>
+            <w:r>
+              <w:rPr>
+                <w:lang w:val="en-US"/>
+              </w:rPr>
+              <w:t>IDENTITY(</w:t>
+            </w:r>
+            <w:proofErr w:type="gramEnd"/>
+            <w:r>
+              <w:rPr>
+                <w:lang w:val="en-US"/>
+              </w:rPr>
+              <w:t>1,1),</w:t>
+            </w:r>
+          </w:p>
+          <w:p>
+            <w:pPr>
+              <w:pStyle w:val="ae"/>
+              <w:rPr>
+                <w:lang w:val="en-US"/>
+              </w:rPr>
+            </w:pPr>
+            <w:r>
+              <w:rPr>
+                <w:lang w:val="en-US"/>
+              </w:rPr>
+              <w:t xml:space="preserve">    </w:t>
+            </w:r>
+            <w:proofErr w:type="spellStart"/>
+            <w:r>
+              <w:rPr>
+                <w:lang w:val="en-US"/>
+              </w:rPr>
+              <w:t>report_type</w:t>
+            </w:r>
+            <w:proofErr w:type="spellEnd"/>
+            <w:r>
+              <w:rPr>
+                <w:lang w:val="en-US"/>
+              </w:rPr>
+              <w:t xml:space="preserve"> </w:t>
+            </w:r>
+            <w:proofErr w:type="gramStart"/>
+            <w:r>
+              <w:rPr>
+                <w:lang w:val="en-US"/>
+              </w:rPr>
+              <w:t>VARCHAR(</w:t>
+            </w:r>
+            <w:proofErr w:type="gramEnd"/>
+            <w:r>
+              <w:rPr>
+                <w:lang w:val="en-US"/>
+              </w:rPr>
+              <w:t>100),</w:t>
+            </w:r>
+          </w:p>
+          <w:p>
+            <w:pPr>
+              <w:pStyle w:val="ae"/>
+              <w:rPr>
+                <w:lang w:val="en-US"/>
+              </w:rPr>
+            </w:pPr>
+            <w:r>
+              <w:rPr>
+                <w:lang w:val="en-US"/>
+              </w:rPr>
+              <w:t xml:space="preserve">    </w:t>
+            </w:r>
+            <w:proofErr w:type="spellStart"/>
+            <w:r>
+              <w:rPr>
+                <w:lang w:val="en-US"/>
+              </w:rPr>
+              <w:t>created_at</w:t>
+            </w:r>
+            <w:proofErr w:type="spellEnd"/>
+            <w:r>
+              <w:rPr>
+                <w:lang w:val="en-US"/>
+              </w:rPr>
+              <w:t xml:space="preserve"> DATETIME DEFAULT </w:t>
+            </w:r>
+            <w:proofErr w:type="gramStart"/>
+            <w:r>
+              <w:rPr>
+                <w:lang w:val="en-US"/>
+              </w:rPr>
+              <w:t>GETDATE(</w:t>
+            </w:r>
+            <w:proofErr w:type="gramEnd"/>
+            <w:r>
+              <w:rPr>
+                <w:lang w:val="en-US"/>
+              </w:rPr>
+              <w:t>),</w:t>
+            </w:r>
+          </w:p>
+          <w:p>
+            <w:pPr>
+              <w:pStyle w:val="ae"/>
+              <w:rPr>
+                <w:lang w:val="en-US"/>
+              </w:rPr>
+            </w:pPr>
+            <w:r>
+              <w:rPr>
+                <w:lang w:val="en-US"/>
+              </w:rPr>
+              <w:t xml:space="preserve">    </w:t>
+            </w:r>
+            <w:proofErr w:type="spellStart"/>
+            <w:r>
+              <w:rPr>
+                <w:lang w:val="en-US"/>
+              </w:rPr>
+              <w:t>generated_by</w:t>
+            </w:r>
+            <w:proofErr w:type="spellEnd"/>
+            <w:r>
+              <w:rPr>
+                <w:lang w:val="en-US"/>
+              </w:rPr>
+              <w:t xml:space="preserve"> INT,</w:t>
+            </w:r>
+          </w:p>
+          <w:p>
+            <w:pPr>
+              <w:pStyle w:val="ae"/>
+              <w:rPr>
+                <w:lang w:val="en-US"/>
+              </w:rPr>
+            </w:pPr>
+            <w:r>
+              <w:rPr>
+                <w:lang w:val="en-US"/>
+              </w:rPr>
+              <w:t xml:space="preserve">    CONSTRAINT </w:t>
+            </w:r>
+            <w:proofErr w:type="spellStart"/>
+            <w:r>
+              <w:rPr>
+                <w:lang w:val="en-US"/>
+              </w:rPr>
+              <w:t>FK_Reports_Employees</w:t>
+            </w:r>
+            <w:proofErr w:type="spellEnd"/>
+            <w:r>
+              <w:rPr>
+                <w:lang w:val="en-US"/>
+              </w:rPr>
+              <w:t xml:space="preserve"> </w:t>
+            </w:r>
+          </w:p>
+          <w:p>
+            <w:pPr>
+              <w:pStyle w:val="ae"/>
+              <w:rPr>
+                <w:lang w:val="en-US"/>
+              </w:rPr>
+            </w:pPr>
+            <w:r>
+              <w:rPr>
+                <w:lang w:val="en-US"/>
+              </w:rPr>
+              <w:t xml:space="preserve">        FOREIGN KEY (</w:t>
+            </w:r>
+            <w:proofErr w:type="spellStart"/>
+            <w:r>
+              <w:rPr>
+                <w:lang w:val="en-US"/>
+              </w:rPr>
+              <w:t>generated_by</w:t>
+            </w:r>
+            <w:proofErr w:type="spellEnd"/>
+            <w:r>
+              <w:rPr>
+                <w:lang w:val="en-US"/>
+              </w:rPr>
+              <w:t>) REFERENCES Employees(</w:t>
+            </w:r>
+            <w:proofErr w:type="spellStart"/>
+            <w:r>
+              <w:rPr>
+                <w:lang w:val="en-US"/>
+              </w:rPr>
+              <w:t>employee_id</w:t>
+            </w:r>
+            <w:proofErr w:type="spellEnd"/>
+            <w:r>
+              <w:rPr>
+                <w:lang w:val="en-US"/>
+              </w:rPr>
+              <w:t>)</w:t>
+            </w:r>
+          </w:p>
+          <w:p>
+            <w:pPr>
+              <w:pStyle w:val="ae"/>
+            </w:pPr>
+            <w:r>
+              <w:t>);</w:t>
+            </w:r>
+          </w:p>
+          <w:p>
+            <w:pPr>
+              <w:pStyle w:val="ae"/>
+            </w:pPr>
+            <w:r>
               <w:t>GO</w:t>
-            </w:r>
-          </w:p>
-          <w:p>
-            <w:pPr>
-              <w:pStyle w:val="ae"/>
-              <w:rPr>
-                <w:lang w:val="en-US"/>
-              </w:rPr>
-            </w:pPr>
-          </w:p>
-          <w:p>
-            <w:pPr>
-              <w:pStyle w:val="ae"/>
-              <w:rPr>
-                <w:lang w:val="en-US"/>
-              </w:rPr>
-            </w:pPr>
-            <w:r>
-              <w:rPr>
-                <w:lang w:val="en-US"/>
-              </w:rPr>
-              <w:t xml:space="preserve">USE </w:t>
-            </w:r>
-            <w:proofErr w:type="spellStart"/>
-            <w:r>
-              <w:rPr>
-                <w:lang w:val="en-US"/>
-              </w:rPr>
-              <w:t>LicenseManagement</w:t>
-            </w:r>
-            <w:proofErr w:type="spellEnd"/>
-            <w:r>
-              <w:rPr>
-                <w:lang w:val="en-US"/>
-              </w:rPr>
-              <w:t>;</w:t>
-            </w:r>
-          </w:p>
-          <w:p>
-            <w:pPr>
-              <w:pStyle w:val="ae"/>
-              <w:rPr>
-                <w:lang w:val="en-US"/>
-              </w:rPr>
-            </w:pPr>
-            <w:r>
-              <w:rPr>
-                <w:lang w:val="en-US"/>
-              </w:rPr>
-              <w:t>GO</w:t>
-            </w:r>
-          </w:p>
-          <w:p>
-            <w:pPr>
-              <w:pStyle w:val="ae"/>
-              <w:rPr>
-                <w:lang w:val="en-US"/>
-              </w:rPr>
-            </w:pPr>
-          </w:p>
-          <w:p>
-            <w:pPr>
-              <w:pStyle w:val="ae"/>
-              <w:rPr>
-                <w:lang w:val="en-US"/>
-              </w:rPr>
-            </w:pPr>
-            <w:r>
-              <w:rPr>
-                <w:lang w:val="en-US"/>
-              </w:rPr>
-              <w:t>CREATE TABLE Vendors (</w:t>
-            </w:r>
-          </w:p>
-          <w:p>
-            <w:pPr>
-              <w:pStyle w:val="ae"/>
-              <w:rPr>
-                <w:lang w:val="en-US"/>
-              </w:rPr>
-            </w:pPr>
-            <w:r>
-              <w:rPr>
-                <w:lang w:val="en-US"/>
-              </w:rPr>
-              <w:t xml:space="preserve">    </w:t>
-            </w:r>
-            <w:proofErr w:type="spellStart"/>
-            <w:r>
-              <w:rPr>
-                <w:lang w:val="en-US"/>
-              </w:rPr>
-              <w:t>vendor_id</w:t>
-            </w:r>
-            <w:proofErr w:type="spellEnd"/>
-            <w:r>
-              <w:rPr>
-                <w:lang w:val="en-US"/>
-              </w:rPr>
-              <w:t xml:space="preserve"> INT PRIMARY KEY </w:t>
-            </w:r>
-            <w:proofErr w:type="gramStart"/>
-            <w:r>
-              <w:rPr>
-                <w:lang w:val="en-US"/>
-              </w:rPr>
-              <w:t>IDENTITY(</w:t>
-            </w:r>
-            <w:proofErr w:type="gramEnd"/>
-            <w:r>
-              <w:rPr>
-                <w:lang w:val="en-US"/>
-              </w:rPr>
-              <w:t>1,1),</w:t>
-            </w:r>
-          </w:p>
-          <w:p>
-            <w:pPr>
-              <w:pStyle w:val="ae"/>
-              <w:rPr>
-                <w:lang w:val="en-US"/>
-              </w:rPr>
-            </w:pPr>
-            <w:r>
-              <w:rPr>
-                <w:lang w:val="en-US"/>
-              </w:rPr>
-              <w:t xml:space="preserve">    </w:t>
-            </w:r>
-            <w:proofErr w:type="spellStart"/>
-            <w:r>
-              <w:rPr>
-                <w:lang w:val="en-US"/>
-              </w:rPr>
-              <w:t>vendor_name</w:t>
-            </w:r>
-            <w:proofErr w:type="spellEnd"/>
-            <w:r>
-              <w:rPr>
-                <w:lang w:val="en-US"/>
-              </w:rPr>
-              <w:t xml:space="preserve"> </w:t>
-            </w:r>
-            <w:proofErr w:type="gramStart"/>
-            <w:r>
-              <w:rPr>
-                <w:lang w:val="en-US"/>
-              </w:rPr>
-              <w:t>VARCHAR(</w:t>
-            </w:r>
-            <w:proofErr w:type="gramEnd"/>
-            <w:r>
-              <w:rPr>
-                <w:lang w:val="en-US"/>
-              </w:rPr>
-              <w:t>200) NOT NULL,</w:t>
-            </w:r>
-          </w:p>
-          <w:p>
-            <w:pPr>
-              <w:pStyle w:val="ae"/>
-              <w:rPr>
-                <w:lang w:val="en-US"/>
-              </w:rPr>
-            </w:pPr>
-            <w:r>
-              <w:rPr>
-                <w:lang w:val="en-US"/>
-              </w:rPr>
-              <w:t xml:space="preserve">    </w:t>
-            </w:r>
-            <w:proofErr w:type="spellStart"/>
-            <w:r>
-              <w:rPr>
-                <w:lang w:val="en-US"/>
-              </w:rPr>
-              <w:t>contact_email</w:t>
-            </w:r>
-            <w:proofErr w:type="spellEnd"/>
-            <w:r>
-              <w:rPr>
-                <w:lang w:val="en-US"/>
-              </w:rPr>
-              <w:t xml:space="preserve"> </w:t>
-            </w:r>
-            <w:proofErr w:type="gramStart"/>
-            <w:r>
-              <w:rPr>
-                <w:lang w:val="en-US"/>
-              </w:rPr>
-              <w:t>VARCHAR(</w:t>
-            </w:r>
-            <w:proofErr w:type="gramEnd"/>
-            <w:r>
-              <w:rPr>
-                <w:lang w:val="en-US"/>
-              </w:rPr>
-              <w:t>200),</w:t>
-            </w:r>
-          </w:p>
-          <w:p>
-            <w:pPr>
-              <w:pStyle w:val="ae"/>
-              <w:rPr>
-                <w:lang w:val="en-US"/>
-              </w:rPr>
-            </w:pPr>
-            <w:r>
-              <w:rPr>
-                <w:lang w:val="en-US"/>
-              </w:rPr>
-              <w:t xml:space="preserve">    phone </w:t>
-            </w:r>
-            <w:proofErr w:type="gramStart"/>
-            <w:r>
-              <w:rPr>
-                <w:lang w:val="en-US"/>
-              </w:rPr>
-              <w:t>VARCHAR(</w:t>
-            </w:r>
-            <w:proofErr w:type="gramEnd"/>
-            <w:r>
-              <w:rPr>
-                <w:lang w:val="en-US"/>
-              </w:rPr>
-              <w:t>50)</w:t>
-            </w:r>
-          </w:p>
-          <w:p>
-            <w:pPr>
-              <w:pStyle w:val="ae"/>
-              <w:rPr>
-                <w:lang w:val="en-US"/>
-              </w:rPr>
-            </w:pPr>
-            <w:r>
-              <w:rPr>
-                <w:lang w:val="en-US"/>
-              </w:rPr>
-              <w:t>);</w:t>
-            </w:r>
-          </w:p>
-          <w:p>
-            <w:pPr>
-              <w:pStyle w:val="ae"/>
-              <w:rPr>
-                <w:lang w:val="en-US"/>
-              </w:rPr>
-            </w:pPr>
-          </w:p>
-          <w:p>
-            <w:pPr>
-              <w:pStyle w:val="ae"/>
-              <w:rPr>
-                <w:lang w:val="en-US"/>
-              </w:rPr>
-            </w:pPr>
-            <w:r>
-              <w:rPr>
-                <w:lang w:val="en-US"/>
-              </w:rPr>
-              <w:t>CREATE TABLE Departments (</w:t>
-            </w:r>
-          </w:p>
-          <w:p>
-            <w:pPr>
-              <w:pStyle w:val="ae"/>
-              <w:rPr>
-                <w:lang w:val="en-US"/>
-              </w:rPr>
-            </w:pPr>
-            <w:r>
-              <w:rPr>
-                <w:lang w:val="en-US"/>
-              </w:rPr>
-              <w:t xml:space="preserve">    </w:t>
-            </w:r>
-            <w:proofErr w:type="spellStart"/>
-            <w:r>
-              <w:rPr>
-                <w:lang w:val="en-US"/>
-              </w:rPr>
-              <w:t>department_id</w:t>
-            </w:r>
-            <w:proofErr w:type="spellEnd"/>
-            <w:r>
-              <w:rPr>
-                <w:lang w:val="en-US"/>
-              </w:rPr>
-              <w:t xml:space="preserve"> INT PRIMARY KEY </w:t>
-            </w:r>
-            <w:proofErr w:type="gramStart"/>
-            <w:r>
-              <w:rPr>
-                <w:lang w:val="en-US"/>
-              </w:rPr>
-              <w:t>IDENTITY(</w:t>
-            </w:r>
-            <w:proofErr w:type="gramEnd"/>
-            <w:r>
-              <w:rPr>
-                <w:lang w:val="en-US"/>
-              </w:rPr>
-              <w:t>1,1),</w:t>
-            </w:r>
-          </w:p>
-          <w:p>
-            <w:pPr>
-              <w:pStyle w:val="ae"/>
-              <w:rPr>
-                <w:lang w:val="en-US"/>
-              </w:rPr>
-            </w:pPr>
-            <w:r>
-              <w:rPr>
-                <w:lang w:val="en-US"/>
-              </w:rPr>
-              <w:t xml:space="preserve">    </w:t>
-            </w:r>
-            <w:proofErr w:type="spellStart"/>
-            <w:r>
-              <w:rPr>
-                <w:lang w:val="en-US"/>
-              </w:rPr>
-              <w:t>department_name</w:t>
-            </w:r>
-            <w:proofErr w:type="spellEnd"/>
-            <w:r>
-              <w:rPr>
-                <w:lang w:val="en-US"/>
-              </w:rPr>
-              <w:t xml:space="preserve"> </w:t>
-            </w:r>
-            <w:proofErr w:type="gramStart"/>
-            <w:r>
-              <w:rPr>
-                <w:lang w:val="en-US"/>
-              </w:rPr>
-              <w:t>VARCHAR(</w:t>
-            </w:r>
-            <w:proofErr w:type="gramEnd"/>
-            <w:r>
-              <w:rPr>
-                <w:lang w:val="en-US"/>
-              </w:rPr>
-              <w:t>200) NOT NULL</w:t>
-            </w:r>
-          </w:p>
-          <w:p>
-            <w:pPr>
-              <w:pStyle w:val="ae"/>
-              <w:rPr>
-                <w:lang w:val="en-US"/>
-              </w:rPr>
-            </w:pPr>
-            <w:r>
-              <w:rPr>
-                <w:lang w:val="en-US"/>
-              </w:rPr>
-              <w:t>);</w:t>
-            </w:r>
-          </w:p>
-          <w:p>
-            <w:pPr>
-              <w:pStyle w:val="ae"/>
-              <w:rPr>
-                <w:lang w:val="en-US"/>
-              </w:rPr>
-            </w:pPr>
-          </w:p>
-          <w:p>
-            <w:pPr>
-              <w:pStyle w:val="ae"/>
-              <w:rPr>
-                <w:lang w:val="en-US"/>
-              </w:rPr>
-            </w:pPr>
-            <w:r>
-              <w:rPr>
-                <w:lang w:val="en-US"/>
-              </w:rPr>
-              <w:t>CREATE TABLE Software (</w:t>
-            </w:r>
-          </w:p>
-          <w:p>
-            <w:pPr>
-              <w:pStyle w:val="ae"/>
-              <w:rPr>
-                <w:lang w:val="en-US"/>
-              </w:rPr>
-            </w:pPr>
-            <w:r>
-              <w:rPr>
-                <w:lang w:val="en-US"/>
-              </w:rPr>
-              <w:t xml:space="preserve">    </w:t>
-            </w:r>
-            <w:proofErr w:type="spellStart"/>
-            <w:r>
-              <w:rPr>
-                <w:lang w:val="en-US"/>
-              </w:rPr>
-              <w:t>software_id</w:t>
-            </w:r>
-            <w:proofErr w:type="spellEnd"/>
-            <w:r>
-              <w:rPr>
-                <w:lang w:val="en-US"/>
-              </w:rPr>
-              <w:t xml:space="preserve"> INT PRIMARY KEY </w:t>
-            </w:r>
-            <w:proofErr w:type="gramStart"/>
-            <w:r>
-              <w:rPr>
-                <w:lang w:val="en-US"/>
-              </w:rPr>
-              <w:t>IDENTITY(</w:t>
-            </w:r>
-            <w:proofErr w:type="gramEnd"/>
-            <w:r>
-              <w:rPr>
-                <w:lang w:val="en-US"/>
-              </w:rPr>
-              <w:t>1,1),</w:t>
-            </w:r>
-          </w:p>
-          <w:p>
-            <w:pPr>
-              <w:pStyle w:val="ae"/>
-              <w:rPr>
-                <w:lang w:val="en-US"/>
-              </w:rPr>
-            </w:pPr>
-            <w:r>
-              <w:rPr>
-                <w:lang w:val="en-US"/>
-              </w:rPr>
-              <w:t xml:space="preserve">    name </w:t>
-            </w:r>
-            <w:proofErr w:type="gramStart"/>
-            <w:r>
-              <w:rPr>
-                <w:lang w:val="en-US"/>
-              </w:rPr>
-              <w:t>VARCHAR(</w:t>
-            </w:r>
-            <w:proofErr w:type="gramEnd"/>
-            <w:r>
-              <w:rPr>
-                <w:lang w:val="en-US"/>
-              </w:rPr>
-              <w:t>200) NOT NULL,</w:t>
-            </w:r>
-          </w:p>
-          <w:p>
-            <w:pPr>
-              <w:pStyle w:val="ae"/>
-              <w:rPr>
-                <w:lang w:val="en-US"/>
-              </w:rPr>
-            </w:pPr>
-            <w:r>
-              <w:rPr>
-                <w:lang w:val="en-US"/>
-              </w:rPr>
-              <w:t xml:space="preserve">    version </w:t>
-            </w:r>
-            <w:proofErr w:type="gramStart"/>
-            <w:r>
-              <w:rPr>
-                <w:lang w:val="en-US"/>
-              </w:rPr>
-              <w:t>VARCHAR(</w:t>
-            </w:r>
-            <w:proofErr w:type="gramEnd"/>
-            <w:r>
-              <w:rPr>
-                <w:lang w:val="en-US"/>
-              </w:rPr>
-              <w:t>100),</w:t>
-            </w:r>
-          </w:p>
-          <w:p>
-            <w:pPr>
-              <w:pStyle w:val="ae"/>
-              <w:rPr>
-                <w:lang w:val="en-US"/>
-              </w:rPr>
-            </w:pPr>
-            <w:r>
-              <w:rPr>
-                <w:lang w:val="en-US"/>
-              </w:rPr>
-              <w:t xml:space="preserve">    category </w:t>
-            </w:r>
-            <w:proofErr w:type="gramStart"/>
-            <w:r>
-              <w:rPr>
-                <w:lang w:val="en-US"/>
-              </w:rPr>
-              <w:t>VARCHAR(</w:t>
-            </w:r>
-            <w:proofErr w:type="gramEnd"/>
-            <w:r>
-              <w:rPr>
-                <w:lang w:val="en-US"/>
-              </w:rPr>
-              <w:t>100),</w:t>
-            </w:r>
-          </w:p>
-          <w:p>
-            <w:pPr>
-              <w:pStyle w:val="ae"/>
-              <w:rPr>
-                <w:lang w:val="en-US"/>
-              </w:rPr>
-            </w:pPr>
-            <w:r>
-              <w:rPr>
-                <w:lang w:val="en-US"/>
-              </w:rPr>
-              <w:t xml:space="preserve">    </w:t>
-            </w:r>
-            <w:proofErr w:type="spellStart"/>
-            <w:r>
-              <w:rPr>
-                <w:lang w:val="en-US"/>
-              </w:rPr>
-              <w:t>vendor_id</w:t>
-            </w:r>
-            <w:proofErr w:type="spellEnd"/>
-            <w:r>
-              <w:rPr>
-                <w:lang w:val="en-US"/>
-              </w:rPr>
-              <w:t xml:space="preserve"> INT,</w:t>
-            </w:r>
-          </w:p>
-          <w:p>
-            <w:pPr>
-              <w:pStyle w:val="ae"/>
-              <w:rPr>
-                <w:lang w:val="en-US"/>
-              </w:rPr>
-            </w:pPr>
-            <w:r>
-              <w:rPr>
-                <w:lang w:val="en-US"/>
-              </w:rPr>
-              <w:t xml:space="preserve">    CONSTRAINT </w:t>
-            </w:r>
-            <w:proofErr w:type="spellStart"/>
-            <w:r>
-              <w:rPr>
-                <w:lang w:val="en-US"/>
-              </w:rPr>
-              <w:t>FK_Software_Vendors</w:t>
-            </w:r>
-            <w:proofErr w:type="spellEnd"/>
-            <w:r>
-              <w:rPr>
-                <w:lang w:val="en-US"/>
-              </w:rPr>
-              <w:t xml:space="preserve"> </w:t>
-            </w:r>
-          </w:p>
-          <w:p>
-            <w:pPr>
-              <w:pStyle w:val="ae"/>
-              <w:rPr>
-                <w:lang w:val="en-US"/>
-              </w:rPr>
-            </w:pPr>
-            <w:r>
-              <w:rPr>
-                <w:lang w:val="en-US"/>
-              </w:rPr>
-              <w:t xml:space="preserve">        FOREIGN KEY (</w:t>
-            </w:r>
-            <w:proofErr w:type="spellStart"/>
-            <w:r>
-              <w:rPr>
-                <w:lang w:val="en-US"/>
-              </w:rPr>
-              <w:t>vendor_id</w:t>
-            </w:r>
-            <w:proofErr w:type="spellEnd"/>
-            <w:r>
-              <w:rPr>
-                <w:lang w:val="en-US"/>
-              </w:rPr>
-              <w:t>) REFERENCES Vendors(</w:t>
-            </w:r>
-            <w:proofErr w:type="spellStart"/>
-            <w:r>
-              <w:rPr>
-                <w:lang w:val="en-US"/>
-              </w:rPr>
-              <w:t>vendor_id</w:t>
-            </w:r>
-            <w:proofErr w:type="spellEnd"/>
-            <w:r>
-              <w:rPr>
-                <w:lang w:val="en-US"/>
-              </w:rPr>
-              <w:t>)</w:t>
-            </w:r>
-          </w:p>
-          <w:p>
-            <w:pPr>
-              <w:pStyle w:val="ae"/>
-              <w:rPr>
-                <w:lang w:val="en-US"/>
-              </w:rPr>
-            </w:pPr>
-            <w:r>
-              <w:rPr>
-                <w:lang w:val="en-US"/>
-              </w:rPr>
-              <w:t>);</w:t>
-            </w:r>
-          </w:p>
-          <w:p>
-            <w:pPr>
-              <w:pStyle w:val="ae"/>
-              <w:rPr>
-                <w:lang w:val="en-US"/>
-              </w:rPr>
-            </w:pPr>
-          </w:p>
-          <w:p>
-            <w:pPr>
-              <w:pStyle w:val="ae"/>
-              <w:rPr>
-                <w:lang w:val="en-US"/>
-              </w:rPr>
-            </w:pPr>
-            <w:r>
-              <w:rPr>
-                <w:lang w:val="en-US"/>
-              </w:rPr>
-              <w:t>CREATE TABLE Licenses (</w:t>
-            </w:r>
-          </w:p>
-          <w:p>
-            <w:pPr>
-              <w:pStyle w:val="ae"/>
-              <w:rPr>
-                <w:lang w:val="en-US"/>
-              </w:rPr>
-            </w:pPr>
-            <w:r>
-              <w:rPr>
-                <w:lang w:val="en-US"/>
-              </w:rPr>
-              <w:t xml:space="preserve">    </w:t>
-            </w:r>
-            <w:proofErr w:type="spellStart"/>
-            <w:r>
-              <w:rPr>
-                <w:lang w:val="en-US"/>
-              </w:rPr>
-              <w:t>license_id</w:t>
-            </w:r>
-            <w:proofErr w:type="spellEnd"/>
-            <w:r>
-              <w:rPr>
-                <w:lang w:val="en-US"/>
-              </w:rPr>
-              <w:t xml:space="preserve"> INT PRIMARY KEY </w:t>
-            </w:r>
-            <w:proofErr w:type="gramStart"/>
-            <w:r>
-              <w:rPr>
-                <w:lang w:val="en-US"/>
-              </w:rPr>
-              <w:t>IDENTITY(</w:t>
-            </w:r>
-            <w:proofErr w:type="gramEnd"/>
-            <w:r>
-              <w:rPr>
-                <w:lang w:val="en-US"/>
-              </w:rPr>
-              <w:t>1,1),</w:t>
-            </w:r>
-          </w:p>
-          <w:p>
-            <w:pPr>
-              <w:pStyle w:val="ae"/>
-              <w:rPr>
-                <w:lang w:val="en-US"/>
-              </w:rPr>
-            </w:pPr>
-            <w:r>
-              <w:rPr>
-                <w:lang w:val="en-US"/>
-              </w:rPr>
-              <w:t xml:space="preserve">    </w:t>
-            </w:r>
-            <w:proofErr w:type="spellStart"/>
-            <w:r>
-              <w:rPr>
-                <w:lang w:val="en-US"/>
-              </w:rPr>
-              <w:t>software_id</w:t>
-            </w:r>
-            <w:proofErr w:type="spellEnd"/>
-            <w:r>
-              <w:rPr>
-                <w:lang w:val="en-US"/>
-              </w:rPr>
-              <w:t xml:space="preserve"> INT NOT NULL,</w:t>
-            </w:r>
-          </w:p>
-          <w:p>
-            <w:pPr>
-              <w:pStyle w:val="ae"/>
-              <w:rPr>
-                <w:lang w:val="en-US"/>
-              </w:rPr>
-            </w:pPr>
-            <w:r>
-              <w:rPr>
-                <w:lang w:val="en-US"/>
-              </w:rPr>
-              <w:t xml:space="preserve">    </w:t>
-            </w:r>
-            <w:proofErr w:type="spellStart"/>
-            <w:r>
-              <w:rPr>
-                <w:lang w:val="en-US"/>
-              </w:rPr>
-              <w:t>license_key</w:t>
-            </w:r>
-            <w:proofErr w:type="spellEnd"/>
-            <w:r>
-              <w:rPr>
-                <w:lang w:val="en-US"/>
-              </w:rPr>
-              <w:t xml:space="preserve"> </w:t>
-            </w:r>
-            <w:proofErr w:type="gramStart"/>
-            <w:r>
-              <w:rPr>
-                <w:lang w:val="en-US"/>
-              </w:rPr>
-              <w:t>VARCHAR(</w:t>
-            </w:r>
-            <w:proofErr w:type="gramEnd"/>
-            <w:r>
-              <w:rPr>
-                <w:lang w:val="en-US"/>
-              </w:rPr>
-              <w:t>255) UNIQUE NOT NULL,</w:t>
-            </w:r>
-          </w:p>
-          <w:p>
-            <w:pPr>
-              <w:pStyle w:val="ae"/>
-              <w:rPr>
-                <w:lang w:val="en-US"/>
-              </w:rPr>
-            </w:pPr>
-            <w:r>
-              <w:rPr>
-                <w:lang w:val="en-US"/>
-              </w:rPr>
-              <w:t xml:space="preserve">    </w:t>
-            </w:r>
-            <w:proofErr w:type="spellStart"/>
-            <w:r>
-              <w:rPr>
-                <w:lang w:val="en-US"/>
-              </w:rPr>
-              <w:t>license_type</w:t>
-            </w:r>
-            <w:proofErr w:type="spellEnd"/>
-            <w:r>
-              <w:rPr>
-                <w:lang w:val="en-US"/>
-              </w:rPr>
-              <w:t xml:space="preserve"> </w:t>
-            </w:r>
-            <w:proofErr w:type="gramStart"/>
-            <w:r>
-              <w:rPr>
-                <w:lang w:val="en-US"/>
-              </w:rPr>
-              <w:t>VARCHAR(</w:t>
-            </w:r>
-            <w:proofErr w:type="gramEnd"/>
-            <w:r>
-              <w:rPr>
-                <w:lang w:val="en-US"/>
-              </w:rPr>
-              <w:t>100),</w:t>
-            </w:r>
-          </w:p>
-          <w:p>
-            <w:pPr>
-              <w:pStyle w:val="ae"/>
-              <w:rPr>
-                <w:lang w:val="en-US"/>
-              </w:rPr>
-            </w:pPr>
-            <w:r>
-              <w:rPr>
-                <w:lang w:val="en-US"/>
-              </w:rPr>
-              <w:t xml:space="preserve">    </w:t>
-            </w:r>
-            <w:proofErr w:type="spellStart"/>
-            <w:r>
-              <w:rPr>
-                <w:lang w:val="en-US"/>
-              </w:rPr>
-              <w:t>purchase_date</w:t>
-            </w:r>
-            <w:proofErr w:type="spellEnd"/>
-            <w:r>
-              <w:rPr>
-                <w:lang w:val="en-US"/>
-              </w:rPr>
-              <w:t xml:space="preserve"> DATE,</w:t>
-            </w:r>
-          </w:p>
-          <w:p>
-            <w:pPr>
-              <w:pStyle w:val="ae"/>
-              <w:rPr>
-                <w:lang w:val="en-US"/>
-              </w:rPr>
-            </w:pPr>
-            <w:r>
-              <w:rPr>
-                <w:lang w:val="en-US"/>
-              </w:rPr>
-              <w:t xml:space="preserve">    </w:t>
-            </w:r>
-            <w:proofErr w:type="spellStart"/>
-            <w:r>
-              <w:rPr>
-                <w:lang w:val="en-US"/>
-              </w:rPr>
-              <w:t>expiration_date</w:t>
-            </w:r>
-            <w:proofErr w:type="spellEnd"/>
-            <w:r>
-              <w:rPr>
-                <w:lang w:val="en-US"/>
-              </w:rPr>
-              <w:t xml:space="preserve"> DATE,</w:t>
-            </w:r>
-          </w:p>
-          <w:p>
-            <w:pPr>
-              <w:pStyle w:val="ae"/>
-              <w:rPr>
-                <w:lang w:val="en-US"/>
-              </w:rPr>
-            </w:pPr>
-            <w:r>
-              <w:rPr>
-                <w:lang w:val="en-US"/>
-              </w:rPr>
-              <w:t xml:space="preserve">    </w:t>
-            </w:r>
-            <w:proofErr w:type="spellStart"/>
-            <w:r>
-              <w:rPr>
-                <w:lang w:val="en-US"/>
-              </w:rPr>
-              <w:t>total_seats</w:t>
-            </w:r>
-            <w:proofErr w:type="spellEnd"/>
-            <w:r>
-              <w:rPr>
-                <w:lang w:val="en-US"/>
-              </w:rPr>
-              <w:t xml:space="preserve"> INT NOT NULL,</w:t>
-            </w:r>
-          </w:p>
-          <w:p>
-            <w:pPr>
-              <w:pStyle w:val="ae"/>
-            </w:pPr>
-            <w:r>
-              <w:rPr>
-                <w:lang w:val="en-US"/>
-              </w:rPr>
-              <w:t xml:space="preserve">    </w:t>
-            </w:r>
-            <w:proofErr w:type="spellStart"/>
-            <w:r>
-              <w:rPr>
-                <w:lang w:val="en-US"/>
-              </w:rPr>
-              <w:t>used_seats</w:t>
-            </w:r>
-            <w:proofErr w:type="spellEnd"/>
-            <w:r>
-              <w:rPr>
-                <w:lang w:val="en-US"/>
-              </w:rPr>
-              <w:t xml:space="preserve"> INT DEFAULT 0, -- </w:t>
-            </w:r>
-            <w:proofErr w:type="spellStart"/>
-            <w:r>
-              <w:t>денормализация</w:t>
-            </w:r>
-            <w:proofErr w:type="spellEnd"/>
-          </w:p>
-          <w:p>
-            <w:pPr>
-              <w:pStyle w:val="ae"/>
-              <w:rPr>
-                <w:lang w:val="en-US"/>
-              </w:rPr>
-            </w:pPr>
-            <w:r>
-              <w:rPr>
-                <w:lang w:val="en-US"/>
-              </w:rPr>
-              <w:lastRenderedPageBreak/>
-              <w:t xml:space="preserve">    cost </w:t>
-            </w:r>
-            <w:proofErr w:type="gramStart"/>
-            <w:r>
-              <w:rPr>
-                <w:lang w:val="en-US"/>
-              </w:rPr>
-              <w:t>DECIMAL(</w:t>
-            </w:r>
-            <w:proofErr w:type="gramEnd"/>
-            <w:r>
-              <w:rPr>
-                <w:lang w:val="en-US"/>
-              </w:rPr>
-              <w:t>12,2),</w:t>
-            </w:r>
-          </w:p>
-          <w:p>
-            <w:pPr>
-              <w:pStyle w:val="ae"/>
-              <w:rPr>
-                <w:lang w:val="en-US"/>
-              </w:rPr>
-            </w:pPr>
-            <w:r>
-              <w:rPr>
-                <w:lang w:val="en-US"/>
-              </w:rPr>
-              <w:t xml:space="preserve">    CONSTRAINT </w:t>
-            </w:r>
-            <w:proofErr w:type="spellStart"/>
-            <w:r>
-              <w:rPr>
-                <w:lang w:val="en-US"/>
-              </w:rPr>
-              <w:t>FK_Licenses_Software</w:t>
-            </w:r>
-            <w:proofErr w:type="spellEnd"/>
-            <w:r>
-              <w:rPr>
-                <w:lang w:val="en-US"/>
-              </w:rPr>
-              <w:t xml:space="preserve"> </w:t>
-            </w:r>
-          </w:p>
-          <w:p>
-            <w:pPr>
-              <w:pStyle w:val="ae"/>
-              <w:rPr>
-                <w:lang w:val="en-US"/>
-              </w:rPr>
-            </w:pPr>
-            <w:r>
-              <w:rPr>
-                <w:lang w:val="en-US"/>
-              </w:rPr>
-              <w:t xml:space="preserve">        FOREIGN KEY (</w:t>
-            </w:r>
-            <w:proofErr w:type="spellStart"/>
-            <w:r>
-              <w:rPr>
-                <w:lang w:val="en-US"/>
-              </w:rPr>
-              <w:t>software_id</w:t>
-            </w:r>
-            <w:proofErr w:type="spellEnd"/>
-            <w:r>
-              <w:rPr>
-                <w:lang w:val="en-US"/>
-              </w:rPr>
-              <w:t>) REFERENCES Software(</w:t>
-            </w:r>
-            <w:proofErr w:type="spellStart"/>
-            <w:r>
-              <w:rPr>
-                <w:lang w:val="en-US"/>
-              </w:rPr>
-              <w:t>software_id</w:t>
-            </w:r>
-            <w:proofErr w:type="spellEnd"/>
-            <w:r>
-              <w:rPr>
-                <w:lang w:val="en-US"/>
-              </w:rPr>
-              <w:t>)</w:t>
-            </w:r>
-          </w:p>
-          <w:p>
-            <w:pPr>
-              <w:pStyle w:val="ae"/>
-              <w:rPr>
-                <w:lang w:val="en-US"/>
-              </w:rPr>
-            </w:pPr>
-            <w:r>
-              <w:rPr>
-                <w:lang w:val="en-US"/>
-              </w:rPr>
-              <w:t>);</w:t>
-            </w:r>
-          </w:p>
-          <w:p>
-            <w:pPr>
-              <w:pStyle w:val="ae"/>
-              <w:rPr>
-                <w:lang w:val="en-US"/>
-              </w:rPr>
-            </w:pPr>
-          </w:p>
-          <w:p>
-            <w:pPr>
-              <w:pStyle w:val="ae"/>
-              <w:rPr>
-                <w:lang w:val="en-US"/>
-              </w:rPr>
-            </w:pPr>
-            <w:r>
-              <w:rPr>
-                <w:lang w:val="en-US"/>
-              </w:rPr>
-              <w:t>CREATE TABLE Employees (</w:t>
-            </w:r>
-          </w:p>
-          <w:p>
-            <w:pPr>
-              <w:pStyle w:val="ae"/>
-              <w:rPr>
-                <w:lang w:val="en-US"/>
-              </w:rPr>
-            </w:pPr>
-            <w:r>
-              <w:rPr>
-                <w:lang w:val="en-US"/>
-              </w:rPr>
-              <w:t xml:space="preserve">    </w:t>
-            </w:r>
-            <w:proofErr w:type="spellStart"/>
-            <w:r>
-              <w:rPr>
-                <w:lang w:val="en-US"/>
-              </w:rPr>
-              <w:t>employee_id</w:t>
-            </w:r>
-            <w:proofErr w:type="spellEnd"/>
-            <w:r>
-              <w:rPr>
-                <w:lang w:val="en-US"/>
-              </w:rPr>
-              <w:t xml:space="preserve"> INT PRIMARY KEY </w:t>
-            </w:r>
-            <w:proofErr w:type="gramStart"/>
-            <w:r>
-              <w:rPr>
-                <w:lang w:val="en-US"/>
-              </w:rPr>
-              <w:t>IDENTITY(</w:t>
-            </w:r>
-            <w:proofErr w:type="gramEnd"/>
-            <w:r>
-              <w:rPr>
-                <w:lang w:val="en-US"/>
-              </w:rPr>
-              <w:t>1,1),</w:t>
-            </w:r>
-          </w:p>
-          <w:p>
-            <w:pPr>
-              <w:pStyle w:val="ae"/>
-              <w:rPr>
-                <w:lang w:val="en-US"/>
-              </w:rPr>
-            </w:pPr>
-            <w:r>
-              <w:rPr>
-                <w:lang w:val="en-US"/>
-              </w:rPr>
-              <w:t xml:space="preserve">    </w:t>
-            </w:r>
-            <w:proofErr w:type="spellStart"/>
-            <w:r>
-              <w:rPr>
-                <w:lang w:val="en-US"/>
-              </w:rPr>
-              <w:t>full_name</w:t>
-            </w:r>
-            <w:proofErr w:type="spellEnd"/>
-            <w:r>
-              <w:rPr>
-                <w:lang w:val="en-US"/>
-              </w:rPr>
-              <w:t xml:space="preserve"> </w:t>
-            </w:r>
-            <w:proofErr w:type="gramStart"/>
-            <w:r>
-              <w:rPr>
-                <w:lang w:val="en-US"/>
-              </w:rPr>
-              <w:t>VARCHAR(</w:t>
-            </w:r>
-            <w:proofErr w:type="gramEnd"/>
-            <w:r>
-              <w:rPr>
-                <w:lang w:val="en-US"/>
-              </w:rPr>
-              <w:t>200) NOT NULL,</w:t>
-            </w:r>
-          </w:p>
-          <w:p>
-            <w:pPr>
-              <w:pStyle w:val="ae"/>
-              <w:rPr>
-                <w:lang w:val="en-US"/>
-              </w:rPr>
-            </w:pPr>
-            <w:r>
-              <w:rPr>
-                <w:lang w:val="en-US"/>
-              </w:rPr>
-              <w:t xml:space="preserve">    email </w:t>
-            </w:r>
-            <w:proofErr w:type="gramStart"/>
-            <w:r>
-              <w:rPr>
-                <w:lang w:val="en-US"/>
-              </w:rPr>
-              <w:t>VARCHAR(</w:t>
-            </w:r>
-            <w:proofErr w:type="gramEnd"/>
-            <w:r>
-              <w:rPr>
-                <w:lang w:val="en-US"/>
-              </w:rPr>
-              <w:t>200) UNIQUE NOT NULL,</w:t>
-            </w:r>
-          </w:p>
-          <w:p>
-            <w:pPr>
-              <w:pStyle w:val="ae"/>
-              <w:rPr>
-                <w:lang w:val="en-US"/>
-              </w:rPr>
-            </w:pPr>
-            <w:r>
-              <w:rPr>
-                <w:lang w:val="en-US"/>
-              </w:rPr>
-              <w:t xml:space="preserve">    position </w:t>
-            </w:r>
-            <w:proofErr w:type="gramStart"/>
-            <w:r>
-              <w:rPr>
-                <w:lang w:val="en-US"/>
-              </w:rPr>
-              <w:t>VARCHAR(</w:t>
-            </w:r>
-            <w:proofErr w:type="gramEnd"/>
-            <w:r>
-              <w:rPr>
-                <w:lang w:val="en-US"/>
-              </w:rPr>
-              <w:t>150),</w:t>
-            </w:r>
-          </w:p>
-          <w:p>
-            <w:pPr>
-              <w:pStyle w:val="ae"/>
-              <w:rPr>
-                <w:lang w:val="en-US"/>
-              </w:rPr>
-            </w:pPr>
-            <w:r>
-              <w:rPr>
-                <w:lang w:val="en-US"/>
-              </w:rPr>
-              <w:t xml:space="preserve">    </w:t>
-            </w:r>
-            <w:proofErr w:type="spellStart"/>
-            <w:r>
-              <w:rPr>
-                <w:lang w:val="en-US"/>
-              </w:rPr>
-              <w:t>department_id</w:t>
-            </w:r>
-            <w:proofErr w:type="spellEnd"/>
-            <w:r>
-              <w:rPr>
-                <w:lang w:val="en-US"/>
-              </w:rPr>
-              <w:t xml:space="preserve"> INT,</w:t>
-            </w:r>
-          </w:p>
-          <w:p>
-            <w:pPr>
-              <w:pStyle w:val="ae"/>
-              <w:rPr>
-                <w:lang w:val="en-US"/>
-              </w:rPr>
-            </w:pPr>
-            <w:r>
-              <w:rPr>
-                <w:lang w:val="en-US"/>
-              </w:rPr>
-              <w:t xml:space="preserve">    CONSTRAINT </w:t>
-            </w:r>
-            <w:proofErr w:type="spellStart"/>
-            <w:r>
-              <w:rPr>
-                <w:lang w:val="en-US"/>
-              </w:rPr>
-              <w:t>FK_Employees_Departments</w:t>
-            </w:r>
-            <w:proofErr w:type="spellEnd"/>
-            <w:r>
-              <w:rPr>
-                <w:lang w:val="en-US"/>
-              </w:rPr>
-              <w:t xml:space="preserve"> </w:t>
-            </w:r>
-          </w:p>
-          <w:p>
-            <w:pPr>
-              <w:pStyle w:val="ae"/>
-              <w:rPr>
-                <w:lang w:val="en-US"/>
-              </w:rPr>
-            </w:pPr>
-            <w:r>
-              <w:rPr>
-                <w:lang w:val="en-US"/>
-              </w:rPr>
-              <w:t xml:space="preserve">        FOREIGN KEY (</w:t>
-            </w:r>
-            <w:proofErr w:type="spellStart"/>
-            <w:r>
-              <w:rPr>
-                <w:lang w:val="en-US"/>
-              </w:rPr>
-              <w:t>department_id</w:t>
-            </w:r>
-            <w:proofErr w:type="spellEnd"/>
-            <w:r>
-              <w:rPr>
-                <w:lang w:val="en-US"/>
-              </w:rPr>
-              <w:t>) REFERENCES Departments(</w:t>
-            </w:r>
-            <w:proofErr w:type="spellStart"/>
-            <w:r>
-              <w:rPr>
-                <w:lang w:val="en-US"/>
-              </w:rPr>
-              <w:t>department_id</w:t>
-            </w:r>
-            <w:proofErr w:type="spellEnd"/>
-            <w:r>
-              <w:rPr>
-                <w:lang w:val="en-US"/>
-              </w:rPr>
-              <w:t>)</w:t>
-            </w:r>
-          </w:p>
-          <w:p>
-            <w:pPr>
-              <w:pStyle w:val="ae"/>
-              <w:rPr>
-                <w:lang w:val="en-US"/>
-              </w:rPr>
-            </w:pPr>
-            <w:r>
-              <w:rPr>
-                <w:lang w:val="en-US"/>
-              </w:rPr>
-              <w:t>);</w:t>
-            </w:r>
-          </w:p>
-          <w:p>
-            <w:pPr>
-              <w:pStyle w:val="ae"/>
-              <w:rPr>
-                <w:lang w:val="en-US"/>
-              </w:rPr>
-            </w:pPr>
-          </w:p>
-          <w:p>
-            <w:pPr>
-              <w:pStyle w:val="ae"/>
-              <w:rPr>
-                <w:lang w:val="en-US"/>
-              </w:rPr>
-            </w:pPr>
-            <w:r>
-              <w:rPr>
-                <w:lang w:val="en-US"/>
-              </w:rPr>
-              <w:t xml:space="preserve">CREATE TABLE </w:t>
-            </w:r>
-            <w:proofErr w:type="spellStart"/>
-            <w:r>
-              <w:rPr>
-                <w:lang w:val="en-US"/>
-              </w:rPr>
-              <w:t>LicenseAssignments</w:t>
-            </w:r>
-            <w:proofErr w:type="spellEnd"/>
-            <w:r>
-              <w:rPr>
-                <w:lang w:val="en-US"/>
-              </w:rPr>
-              <w:t xml:space="preserve"> (</w:t>
-            </w:r>
-          </w:p>
-          <w:p>
-            <w:pPr>
-              <w:pStyle w:val="ae"/>
-              <w:rPr>
-                <w:lang w:val="en-US"/>
-              </w:rPr>
-            </w:pPr>
-            <w:r>
-              <w:rPr>
-                <w:lang w:val="en-US"/>
-              </w:rPr>
-              <w:t xml:space="preserve">    </w:t>
-            </w:r>
-            <w:proofErr w:type="spellStart"/>
-            <w:r>
-              <w:rPr>
-                <w:lang w:val="en-US"/>
-              </w:rPr>
-              <w:t>assignment_id</w:t>
-            </w:r>
-            <w:proofErr w:type="spellEnd"/>
-            <w:r>
-              <w:rPr>
-                <w:lang w:val="en-US"/>
-              </w:rPr>
-              <w:t xml:space="preserve"> INT PRIMARY KEY </w:t>
-            </w:r>
-            <w:proofErr w:type="gramStart"/>
-            <w:r>
-              <w:rPr>
-                <w:lang w:val="en-US"/>
-              </w:rPr>
-              <w:t>IDENTITY(</w:t>
-            </w:r>
-            <w:proofErr w:type="gramEnd"/>
-            <w:r>
-              <w:rPr>
-                <w:lang w:val="en-US"/>
-              </w:rPr>
-              <w:t>1,1),</w:t>
-            </w:r>
-          </w:p>
-          <w:p>
-            <w:pPr>
-              <w:pStyle w:val="ae"/>
-              <w:rPr>
-                <w:lang w:val="en-US"/>
-              </w:rPr>
-            </w:pPr>
-            <w:r>
-              <w:rPr>
-                <w:lang w:val="en-US"/>
-              </w:rPr>
-              <w:t xml:space="preserve">    </w:t>
-            </w:r>
-            <w:proofErr w:type="spellStart"/>
-            <w:r>
-              <w:rPr>
-                <w:lang w:val="en-US"/>
-              </w:rPr>
-              <w:t>license_id</w:t>
-            </w:r>
-            <w:proofErr w:type="spellEnd"/>
-            <w:r>
-              <w:rPr>
-                <w:lang w:val="en-US"/>
-              </w:rPr>
-              <w:t xml:space="preserve"> INT NOT NULL,</w:t>
-            </w:r>
-          </w:p>
-          <w:p>
-            <w:pPr>
-              <w:pStyle w:val="ae"/>
-              <w:rPr>
-                <w:lang w:val="en-US"/>
-              </w:rPr>
-            </w:pPr>
-            <w:r>
-              <w:rPr>
-                <w:lang w:val="en-US"/>
-              </w:rPr>
-              <w:t xml:space="preserve">    </w:t>
-            </w:r>
-            <w:proofErr w:type="spellStart"/>
-            <w:r>
-              <w:rPr>
-                <w:lang w:val="en-US"/>
-              </w:rPr>
-              <w:t>employee_id</w:t>
-            </w:r>
-            <w:proofErr w:type="spellEnd"/>
-            <w:r>
-              <w:rPr>
-                <w:lang w:val="en-US"/>
-              </w:rPr>
-              <w:t xml:space="preserve"> INT NOT NULL,</w:t>
-            </w:r>
-          </w:p>
-          <w:p>
-            <w:pPr>
-              <w:pStyle w:val="ae"/>
-              <w:rPr>
-                <w:lang w:val="en-US"/>
-              </w:rPr>
-            </w:pPr>
-            <w:r>
-              <w:rPr>
-                <w:lang w:val="en-US"/>
-              </w:rPr>
-              <w:t xml:space="preserve">    </w:t>
-            </w:r>
-            <w:proofErr w:type="spellStart"/>
-            <w:r>
-              <w:rPr>
-                <w:lang w:val="en-US"/>
-              </w:rPr>
-              <w:t>assigned_date</w:t>
-            </w:r>
-            <w:proofErr w:type="spellEnd"/>
-            <w:r>
-              <w:rPr>
-                <w:lang w:val="en-US"/>
-              </w:rPr>
-              <w:t xml:space="preserve"> DATE NOT NULL,</w:t>
-            </w:r>
-          </w:p>
-          <w:p>
-            <w:pPr>
-              <w:pStyle w:val="ae"/>
-              <w:rPr>
-                <w:lang w:val="en-US"/>
-              </w:rPr>
-            </w:pPr>
-            <w:r>
-              <w:rPr>
-                <w:lang w:val="en-US"/>
-              </w:rPr>
-              <w:t xml:space="preserve">    status </w:t>
-            </w:r>
-            <w:proofErr w:type="gramStart"/>
-            <w:r>
-              <w:rPr>
-                <w:lang w:val="en-US"/>
-              </w:rPr>
-              <w:t>VARCHAR(</w:t>
-            </w:r>
-            <w:proofErr w:type="gramEnd"/>
-            <w:r>
-              <w:rPr>
-                <w:lang w:val="en-US"/>
-              </w:rPr>
-              <w:t>50),</w:t>
-            </w:r>
-          </w:p>
-          <w:p>
-            <w:pPr>
-              <w:pStyle w:val="ae"/>
-              <w:rPr>
-                <w:lang w:val="en-US"/>
-              </w:rPr>
-            </w:pPr>
-            <w:r>
-              <w:rPr>
-                <w:lang w:val="en-US"/>
-              </w:rPr>
-              <w:t xml:space="preserve">    CONSTRAINT </w:t>
-            </w:r>
-            <w:proofErr w:type="spellStart"/>
-            <w:r>
-              <w:rPr>
-                <w:lang w:val="en-US"/>
-              </w:rPr>
-              <w:t>FK_Assignments_Licenses</w:t>
-            </w:r>
-            <w:proofErr w:type="spellEnd"/>
-            <w:r>
-              <w:rPr>
-                <w:lang w:val="en-US"/>
-              </w:rPr>
-              <w:t xml:space="preserve"> </w:t>
-            </w:r>
-          </w:p>
-          <w:p>
-            <w:pPr>
-              <w:pStyle w:val="ae"/>
-              <w:rPr>
-                <w:lang w:val="en-US"/>
-              </w:rPr>
-            </w:pPr>
-            <w:r>
-              <w:rPr>
-                <w:lang w:val="en-US"/>
-              </w:rPr>
-              <w:t xml:space="preserve">        FOREIGN KEY (</w:t>
-            </w:r>
-            <w:proofErr w:type="spellStart"/>
-            <w:r>
-              <w:rPr>
-                <w:lang w:val="en-US"/>
-              </w:rPr>
-              <w:t>license_id</w:t>
-            </w:r>
-            <w:proofErr w:type="spellEnd"/>
-            <w:r>
-              <w:rPr>
-                <w:lang w:val="en-US"/>
-              </w:rPr>
-              <w:t>) REFERENCES Licenses(</w:t>
-            </w:r>
-            <w:proofErr w:type="spellStart"/>
-            <w:r>
-              <w:rPr>
-                <w:lang w:val="en-US"/>
-              </w:rPr>
-              <w:t>license_id</w:t>
-            </w:r>
-            <w:proofErr w:type="spellEnd"/>
-            <w:r>
-              <w:rPr>
-                <w:lang w:val="en-US"/>
-              </w:rPr>
-              <w:t>),</w:t>
-            </w:r>
-          </w:p>
-          <w:p>
-            <w:pPr>
-              <w:pStyle w:val="ae"/>
-              <w:rPr>
-                <w:lang w:val="en-US"/>
-              </w:rPr>
-            </w:pPr>
-            <w:r>
-              <w:rPr>
-                <w:lang w:val="en-US"/>
-              </w:rPr>
-              <w:t xml:space="preserve">    CONSTRAINT </w:t>
-            </w:r>
-            <w:proofErr w:type="spellStart"/>
-            <w:r>
-              <w:rPr>
-                <w:lang w:val="en-US"/>
-              </w:rPr>
-              <w:t>FK_Assignments_Employees</w:t>
-            </w:r>
-            <w:proofErr w:type="spellEnd"/>
-            <w:r>
-              <w:rPr>
-                <w:lang w:val="en-US"/>
-              </w:rPr>
-              <w:t xml:space="preserve"> </w:t>
-            </w:r>
-          </w:p>
-          <w:p>
-            <w:pPr>
-              <w:pStyle w:val="ae"/>
-              <w:rPr>
-                <w:lang w:val="en-US"/>
-              </w:rPr>
-            </w:pPr>
-            <w:r>
-              <w:rPr>
-                <w:lang w:val="en-US"/>
-              </w:rPr>
-              <w:t xml:space="preserve">        FOREIGN KEY (</w:t>
-            </w:r>
-            <w:proofErr w:type="spellStart"/>
-            <w:r>
-              <w:rPr>
-                <w:lang w:val="en-US"/>
-              </w:rPr>
-              <w:t>employee_id</w:t>
-            </w:r>
-            <w:proofErr w:type="spellEnd"/>
-            <w:r>
-              <w:rPr>
-                <w:lang w:val="en-US"/>
-              </w:rPr>
-              <w:t>) REFERENCES Employees(</w:t>
-            </w:r>
-            <w:proofErr w:type="spellStart"/>
-            <w:r>
-              <w:rPr>
-                <w:lang w:val="en-US"/>
-              </w:rPr>
-              <w:t>employee_id</w:t>
-            </w:r>
-            <w:proofErr w:type="spellEnd"/>
-            <w:r>
-              <w:rPr>
-                <w:lang w:val="en-US"/>
-              </w:rPr>
-              <w:t>)</w:t>
-            </w:r>
-          </w:p>
-          <w:p>
-            <w:pPr>
-              <w:pStyle w:val="ae"/>
-              <w:rPr>
-                <w:lang w:val="en-US"/>
-              </w:rPr>
-            </w:pPr>
-            <w:r>
-              <w:rPr>
-                <w:lang w:val="en-US"/>
-              </w:rPr>
-              <w:t>);</w:t>
-            </w:r>
-          </w:p>
-          <w:p>
-            <w:pPr>
-              <w:pStyle w:val="ae"/>
-              <w:rPr>
-                <w:lang w:val="en-US"/>
-              </w:rPr>
-            </w:pPr>
-          </w:p>
-          <w:p>
-            <w:pPr>
-              <w:pStyle w:val="ae"/>
-              <w:rPr>
-                <w:lang w:val="en-US"/>
-              </w:rPr>
-            </w:pPr>
-            <w:r>
-              <w:rPr>
-                <w:lang w:val="en-US"/>
-              </w:rPr>
-              <w:t>CREATE TABLE Requests (</w:t>
-            </w:r>
-          </w:p>
-          <w:p>
-            <w:pPr>
-              <w:pStyle w:val="ae"/>
-              <w:rPr>
-                <w:lang w:val="en-US"/>
-              </w:rPr>
-            </w:pPr>
-            <w:r>
-              <w:rPr>
-                <w:lang w:val="en-US"/>
-              </w:rPr>
-              <w:t xml:space="preserve">    </w:t>
-            </w:r>
-            <w:proofErr w:type="spellStart"/>
-            <w:r>
-              <w:rPr>
-                <w:lang w:val="en-US"/>
-              </w:rPr>
-              <w:t>request_id</w:t>
-            </w:r>
-            <w:proofErr w:type="spellEnd"/>
-            <w:r>
-              <w:rPr>
-                <w:lang w:val="en-US"/>
-              </w:rPr>
-              <w:t xml:space="preserve"> INT PRIMARY KEY </w:t>
-            </w:r>
-            <w:proofErr w:type="gramStart"/>
-            <w:r>
-              <w:rPr>
-                <w:lang w:val="en-US"/>
-              </w:rPr>
-              <w:t>IDENTITY(</w:t>
-            </w:r>
-            <w:proofErr w:type="gramEnd"/>
-            <w:r>
-              <w:rPr>
-                <w:lang w:val="en-US"/>
-              </w:rPr>
-              <w:t>1,1),</w:t>
-            </w:r>
-          </w:p>
-          <w:p>
-            <w:pPr>
-              <w:pStyle w:val="ae"/>
-              <w:rPr>
-                <w:lang w:val="en-US"/>
-              </w:rPr>
-            </w:pPr>
-            <w:r>
-              <w:rPr>
-                <w:lang w:val="en-US"/>
-              </w:rPr>
-              <w:t xml:space="preserve">    </w:t>
-            </w:r>
-            <w:proofErr w:type="spellStart"/>
-            <w:r>
-              <w:rPr>
-                <w:lang w:val="en-US"/>
-              </w:rPr>
-              <w:t>employee_id</w:t>
-            </w:r>
-            <w:proofErr w:type="spellEnd"/>
-            <w:r>
-              <w:rPr>
-                <w:lang w:val="en-US"/>
-              </w:rPr>
-              <w:t xml:space="preserve"> INT NOT NULL,</w:t>
-            </w:r>
-          </w:p>
-          <w:p>
-            <w:pPr>
-              <w:pStyle w:val="ae"/>
-              <w:rPr>
-                <w:lang w:val="en-US"/>
-              </w:rPr>
-            </w:pPr>
-            <w:r>
-              <w:rPr>
-                <w:lang w:val="en-US"/>
-              </w:rPr>
-              <w:t xml:space="preserve">    </w:t>
-            </w:r>
-            <w:proofErr w:type="spellStart"/>
-            <w:r>
-              <w:rPr>
-                <w:lang w:val="en-US"/>
-              </w:rPr>
-              <w:t>software_id</w:t>
-            </w:r>
-            <w:proofErr w:type="spellEnd"/>
-            <w:r>
-              <w:rPr>
-                <w:lang w:val="en-US"/>
-              </w:rPr>
-              <w:t xml:space="preserve"> INT NOT NULL,</w:t>
-            </w:r>
-          </w:p>
-          <w:p>
-            <w:pPr>
-              <w:pStyle w:val="ae"/>
-              <w:rPr>
-                <w:lang w:val="en-US"/>
-              </w:rPr>
-            </w:pPr>
-            <w:r>
-              <w:rPr>
-                <w:lang w:val="en-US"/>
-              </w:rPr>
-              <w:t xml:space="preserve">    </w:t>
-            </w:r>
-            <w:proofErr w:type="spellStart"/>
-            <w:r>
-              <w:rPr>
-                <w:lang w:val="en-US"/>
-              </w:rPr>
-              <w:t>request_date</w:t>
-            </w:r>
-            <w:proofErr w:type="spellEnd"/>
-            <w:r>
-              <w:rPr>
-                <w:lang w:val="en-US"/>
-              </w:rPr>
-              <w:t xml:space="preserve"> DATE NOT NULL,</w:t>
-            </w:r>
-          </w:p>
-          <w:p>
-            <w:pPr>
-              <w:pStyle w:val="ae"/>
-              <w:rPr>
-                <w:lang w:val="en-US"/>
-              </w:rPr>
-            </w:pPr>
-            <w:r>
-              <w:rPr>
-                <w:lang w:val="en-US"/>
-              </w:rPr>
-              <w:t xml:space="preserve">    status </w:t>
-            </w:r>
-            <w:proofErr w:type="gramStart"/>
-            <w:r>
-              <w:rPr>
-                <w:lang w:val="en-US"/>
-              </w:rPr>
-              <w:t>VARCHAR(</w:t>
-            </w:r>
-            <w:proofErr w:type="gramEnd"/>
-            <w:r>
-              <w:rPr>
-                <w:lang w:val="en-US"/>
-              </w:rPr>
-              <w:t>50),</w:t>
-            </w:r>
-          </w:p>
-          <w:p>
-            <w:pPr>
-              <w:pStyle w:val="ae"/>
-              <w:rPr>
-                <w:lang w:val="en-US"/>
-              </w:rPr>
-            </w:pPr>
-            <w:r>
-              <w:rPr>
-                <w:lang w:val="en-US"/>
-              </w:rPr>
-              <w:t xml:space="preserve">    CONSTRAINT </w:t>
-            </w:r>
-            <w:proofErr w:type="spellStart"/>
-            <w:r>
-              <w:rPr>
-                <w:lang w:val="en-US"/>
-              </w:rPr>
-              <w:t>FK_Requests_Employees</w:t>
-            </w:r>
-            <w:proofErr w:type="spellEnd"/>
-            <w:r>
-              <w:rPr>
-                <w:lang w:val="en-US"/>
-              </w:rPr>
-              <w:t xml:space="preserve"> </w:t>
-            </w:r>
-          </w:p>
-          <w:p>
-            <w:pPr>
-              <w:pStyle w:val="ae"/>
-              <w:rPr>
-                <w:lang w:val="en-US"/>
-              </w:rPr>
-            </w:pPr>
-            <w:r>
-              <w:rPr>
-                <w:lang w:val="en-US"/>
-              </w:rPr>
-              <w:t xml:space="preserve">        FOREIGN KEY (</w:t>
-            </w:r>
-            <w:proofErr w:type="spellStart"/>
-            <w:r>
-              <w:rPr>
-                <w:lang w:val="en-US"/>
-              </w:rPr>
-              <w:t>employee_id</w:t>
-            </w:r>
-            <w:proofErr w:type="spellEnd"/>
-            <w:r>
-              <w:rPr>
-                <w:lang w:val="en-US"/>
-              </w:rPr>
-              <w:t>) REFERENCES Employees(</w:t>
-            </w:r>
-            <w:proofErr w:type="spellStart"/>
-            <w:r>
-              <w:rPr>
-                <w:lang w:val="en-US"/>
-              </w:rPr>
-              <w:t>employee_id</w:t>
-            </w:r>
-            <w:proofErr w:type="spellEnd"/>
-            <w:r>
-              <w:rPr>
-                <w:lang w:val="en-US"/>
-              </w:rPr>
-              <w:t>),</w:t>
-            </w:r>
-          </w:p>
-          <w:p>
-            <w:pPr>
-              <w:pStyle w:val="ae"/>
-              <w:rPr>
-                <w:lang w:val="en-US"/>
-              </w:rPr>
-            </w:pPr>
-            <w:r>
-              <w:rPr>
-                <w:lang w:val="en-US"/>
-              </w:rPr>
-              <w:t xml:space="preserve">    CONSTRAINT </w:t>
-            </w:r>
-            <w:proofErr w:type="spellStart"/>
-            <w:r>
-              <w:rPr>
-                <w:lang w:val="en-US"/>
-              </w:rPr>
-              <w:t>FK_Requests_Software</w:t>
-            </w:r>
-            <w:proofErr w:type="spellEnd"/>
-            <w:r>
-              <w:rPr>
-                <w:lang w:val="en-US"/>
-              </w:rPr>
-              <w:t xml:space="preserve"> </w:t>
-            </w:r>
-          </w:p>
-          <w:p>
-            <w:pPr>
-              <w:pStyle w:val="ae"/>
-              <w:rPr>
-                <w:lang w:val="en-US"/>
-              </w:rPr>
-            </w:pPr>
-            <w:r>
-              <w:rPr>
-                <w:lang w:val="en-US"/>
-              </w:rPr>
-              <w:t xml:space="preserve">        FOREIGN KEY (</w:t>
-            </w:r>
-            <w:proofErr w:type="spellStart"/>
-            <w:r>
-              <w:rPr>
-                <w:lang w:val="en-US"/>
-              </w:rPr>
-              <w:t>software_id</w:t>
-            </w:r>
-            <w:proofErr w:type="spellEnd"/>
-            <w:r>
-              <w:rPr>
-                <w:lang w:val="en-US"/>
-              </w:rPr>
-              <w:t>) REFERENCES Software(</w:t>
-            </w:r>
-            <w:proofErr w:type="spellStart"/>
-            <w:r>
-              <w:rPr>
-                <w:lang w:val="en-US"/>
-              </w:rPr>
-              <w:t>software_id</w:t>
-            </w:r>
-            <w:proofErr w:type="spellEnd"/>
-            <w:r>
-              <w:rPr>
-                <w:lang w:val="en-US"/>
-              </w:rPr>
-              <w:t>)</w:t>
-            </w:r>
-          </w:p>
-          <w:p>
-            <w:pPr>
-              <w:pStyle w:val="ae"/>
-              <w:rPr>
-                <w:lang w:val="en-US"/>
-              </w:rPr>
-            </w:pPr>
-            <w:r>
-              <w:rPr>
-                <w:lang w:val="en-US"/>
-              </w:rPr>
-              <w:t>);</w:t>
-            </w:r>
-          </w:p>
-          <w:p>
-            <w:pPr>
-              <w:pStyle w:val="ae"/>
-              <w:rPr>
-                <w:lang w:val="en-US"/>
-              </w:rPr>
-            </w:pPr>
-          </w:p>
-          <w:p>
-            <w:pPr>
-              <w:pStyle w:val="ae"/>
-              <w:rPr>
-                <w:lang w:val="en-US"/>
-              </w:rPr>
-            </w:pPr>
-            <w:r>
-              <w:rPr>
-                <w:lang w:val="en-US"/>
-              </w:rPr>
-              <w:t>CREATE TABLE Reports (</w:t>
-            </w:r>
-          </w:p>
-          <w:p>
-            <w:pPr>
-              <w:pStyle w:val="ae"/>
-              <w:rPr>
-                <w:lang w:val="en-US"/>
-              </w:rPr>
-            </w:pPr>
-            <w:r>
-              <w:rPr>
-                <w:lang w:val="en-US"/>
-              </w:rPr>
-              <w:t xml:space="preserve">    </w:t>
-            </w:r>
-            <w:proofErr w:type="spellStart"/>
-            <w:r>
-              <w:rPr>
-                <w:lang w:val="en-US"/>
-              </w:rPr>
-              <w:t>report_id</w:t>
-            </w:r>
-            <w:proofErr w:type="spellEnd"/>
-            <w:r>
-              <w:rPr>
-                <w:lang w:val="en-US"/>
-              </w:rPr>
-              <w:t xml:space="preserve"> INT PRIMARY KEY </w:t>
-            </w:r>
-            <w:proofErr w:type="gramStart"/>
-            <w:r>
-              <w:rPr>
-                <w:lang w:val="en-US"/>
-              </w:rPr>
-              <w:t>IDENTITY(</w:t>
-            </w:r>
-            <w:proofErr w:type="gramEnd"/>
-            <w:r>
-              <w:rPr>
-                <w:lang w:val="en-US"/>
-              </w:rPr>
-              <w:t>1,1),</w:t>
-            </w:r>
-          </w:p>
-          <w:p>
-            <w:pPr>
-              <w:pStyle w:val="ae"/>
-              <w:rPr>
-                <w:lang w:val="en-US"/>
-              </w:rPr>
-            </w:pPr>
-            <w:r>
-              <w:rPr>
-                <w:lang w:val="en-US"/>
-              </w:rPr>
-              <w:t xml:space="preserve">    </w:t>
-            </w:r>
-            <w:proofErr w:type="spellStart"/>
-            <w:r>
-              <w:rPr>
-                <w:lang w:val="en-US"/>
-              </w:rPr>
-              <w:t>report_type</w:t>
-            </w:r>
-            <w:proofErr w:type="spellEnd"/>
-            <w:r>
-              <w:rPr>
-                <w:lang w:val="en-US"/>
-              </w:rPr>
-              <w:t xml:space="preserve"> </w:t>
-            </w:r>
-            <w:proofErr w:type="gramStart"/>
-            <w:r>
-              <w:rPr>
-                <w:lang w:val="en-US"/>
-              </w:rPr>
-              <w:t>VARCHAR(</w:t>
-            </w:r>
-            <w:proofErr w:type="gramEnd"/>
-            <w:r>
-              <w:rPr>
-                <w:lang w:val="en-US"/>
-              </w:rPr>
-              <w:t>100),</w:t>
-            </w:r>
-          </w:p>
-          <w:p>
-            <w:pPr>
-              <w:pStyle w:val="ae"/>
-              <w:rPr>
-                <w:lang w:val="en-US"/>
-              </w:rPr>
-            </w:pPr>
-            <w:r>
-              <w:rPr>
-                <w:lang w:val="en-US"/>
-              </w:rPr>
-              <w:t xml:space="preserve">    </w:t>
-            </w:r>
-            <w:proofErr w:type="spellStart"/>
-            <w:r>
-              <w:rPr>
-                <w:lang w:val="en-US"/>
-              </w:rPr>
-              <w:t>created_at</w:t>
-            </w:r>
-            <w:proofErr w:type="spellEnd"/>
-            <w:r>
-              <w:rPr>
-                <w:lang w:val="en-US"/>
-              </w:rPr>
-              <w:t xml:space="preserve"> DATETIME DEFAULT </w:t>
-            </w:r>
-            <w:proofErr w:type="gramStart"/>
-            <w:r>
-              <w:rPr>
-                <w:lang w:val="en-US"/>
-              </w:rPr>
-              <w:t>GETDATE(</w:t>
-            </w:r>
-            <w:proofErr w:type="gramEnd"/>
-            <w:r>
-              <w:rPr>
-                <w:lang w:val="en-US"/>
-              </w:rPr>
-              <w:t>),</w:t>
-            </w:r>
-          </w:p>
-          <w:p>
-            <w:pPr>
-              <w:pStyle w:val="ae"/>
-              <w:rPr>
-                <w:lang w:val="en-US"/>
-              </w:rPr>
-            </w:pPr>
-            <w:r>
-              <w:rPr>
-                <w:lang w:val="en-US"/>
-              </w:rPr>
-              <w:t xml:space="preserve">    </w:t>
-            </w:r>
-            <w:proofErr w:type="spellStart"/>
-            <w:r>
-              <w:rPr>
-                <w:lang w:val="en-US"/>
-              </w:rPr>
-              <w:t>generated_by</w:t>
-            </w:r>
-            <w:proofErr w:type="spellEnd"/>
-            <w:r>
-              <w:rPr>
-                <w:lang w:val="en-US"/>
-              </w:rPr>
-              <w:t xml:space="preserve"> INT,</w:t>
-            </w:r>
-          </w:p>
-          <w:p>
-            <w:pPr>
-              <w:pStyle w:val="ae"/>
-              <w:rPr>
-                <w:lang w:val="en-US"/>
-              </w:rPr>
-            </w:pPr>
-            <w:r>
-              <w:rPr>
-                <w:lang w:val="en-US"/>
-              </w:rPr>
-              <w:t xml:space="preserve">    CONSTRAINT </w:t>
-            </w:r>
-            <w:proofErr w:type="spellStart"/>
-            <w:r>
-              <w:rPr>
-                <w:lang w:val="en-US"/>
-              </w:rPr>
-              <w:t>FK_Reports_Employees</w:t>
-            </w:r>
-            <w:proofErr w:type="spellEnd"/>
-            <w:r>
-              <w:rPr>
-                <w:lang w:val="en-US"/>
-              </w:rPr>
-              <w:t xml:space="preserve"> </w:t>
-            </w:r>
-          </w:p>
-          <w:p>
-            <w:pPr>
-              <w:pStyle w:val="ae"/>
-              <w:rPr>
-                <w:lang w:val="en-US"/>
-              </w:rPr>
-            </w:pPr>
-            <w:r>
-              <w:rPr>
-                <w:lang w:val="en-US"/>
-              </w:rPr>
-              <w:t xml:space="preserve">        FOREIGN KEY (</w:t>
-            </w:r>
-            <w:proofErr w:type="spellStart"/>
-            <w:r>
-              <w:rPr>
-                <w:lang w:val="en-US"/>
-              </w:rPr>
-              <w:t>generated_by</w:t>
-            </w:r>
-            <w:proofErr w:type="spellEnd"/>
-            <w:r>
-              <w:rPr>
-                <w:lang w:val="en-US"/>
-              </w:rPr>
-              <w:t>) REFERENCES Employees(</w:t>
-            </w:r>
-            <w:proofErr w:type="spellStart"/>
-            <w:r>
-              <w:rPr>
-                <w:lang w:val="en-US"/>
-              </w:rPr>
-              <w:t>employee_id</w:t>
-            </w:r>
-            <w:proofErr w:type="spellEnd"/>
-            <w:r>
-              <w:rPr>
-                <w:lang w:val="en-US"/>
-              </w:rPr>
-              <w:t>)</w:t>
-            </w:r>
-          </w:p>
-          <w:p>
-            <w:pPr>
-              <w:pStyle w:val="ae"/>
-            </w:pPr>
-            <w:r>
-              <w:t>);</w:t>
             </w:r>
           </w:p>
         </w:tc>
@@ -4915,6 +4799,9 @@
             </w:r>
             <w:proofErr w:type="spellStart"/>
             <w:r>
+              <w:rPr>
+                <w:lang w:val="en-US"/>
+              </w:rPr>
               <w:t>денормализация</w:t>
             </w:r>
             <w:proofErr w:type="spellEnd"/>
@@ -5034,6 +4921,9 @@
           <w:p>
             <w:pPr>
               <w:pStyle w:val="ae"/>
+              <w:rPr>
+                <w:lang w:val="en-US"/>
+              </w:rPr>
             </w:pPr>
           </w:p>
           <w:p>
@@ -5566,6 +5456,9 @@
           <w:p>
             <w:pPr>
               <w:pStyle w:val="ae"/>
+              <w:rPr>
+                <w:lang w:val="en-US"/>
+              </w:rPr>
             </w:pPr>
           </w:p>
           <w:p>
@@ -6069,10 +5962,24 @@
           <w:p>
             <w:pPr>
               <w:pStyle w:val="ae"/>
-            </w:pPr>
-            <w:r>
+              <w:rPr>
+                <w:lang w:val="en-US"/>
+              </w:rPr>
+            </w:pPr>
+            <w:r>
+              <w:rPr>
+                <w:lang w:val="en-US"/>
+              </w:rPr>
               <w:t>);</w:t>
             </w:r>
+          </w:p>
+          <w:p>
+            <w:pPr>
+              <w:pStyle w:val="ae"/>
+              <w:rPr>
+                <w:lang w:val="en-US"/>
+              </w:rPr>
+            </w:pPr>
           </w:p>
         </w:tc>
       </w:tr>
@@ -6089,7 +5996,13 @@
         <w:t>5</w:t>
       </w:r>
       <w:r>
-        <w:t xml:space="preserve">.1 – </w:t>
+        <w:t>.</w:t>
+      </w:r>
+      <w:r>
+        <w:t>1</w:t>
+      </w:r>
+      <w:r>
+        <w:t xml:space="preserve"> – </w:t>
       </w:r>
       <w:proofErr w:type="spellStart"/>
       <w:r>
@@ -6103,13 +6016,11 @@
         <w:t xml:space="preserve"> код для создания таблиц в </w:t>
       </w:r>
       <w:r>
-        <w:t xml:space="preserve">SQL </w:t>
-      </w:r>
-      <w:proofErr w:type="spellStart"/>
-      <w:r>
-        <w:t>Server</w:t>
-      </w:r>
-      <w:proofErr w:type="spellEnd"/>
+        <w:rPr>
+          <w:lang w:val="en-US"/>
+        </w:rPr>
+        <w:t>Oracle</w:t>
+      </w:r>
     </w:p>
     <w:p>
       <w:pPr>
@@ -7075,6 +6986,7 @@
   <w:style w:type="character" w:default="1" w:styleId="a1">
     <w:name w:val="Default Paragraph Font"/>
     <w:uiPriority w:val="1"/>
+    <w:semiHidden/>
     <w:unhideWhenUsed/>
   </w:style>
   <w:style w:type="table" w:default="1" w:styleId="a2">
